--- a/Project  Functional Requirements_Group8.docx
+++ b/Project  Functional Requirements_Group8.docx
@@ -3019,7 +3019,7 @@
                 <w:vertAlign w:val="baseline"/>
                 <w:rtl w:val="0"/>
               </w:rPr>
-              <w:t xml:space="preserve">The system validates user credentials, maintains active sessions, and prevents unauthorized access to protected system resources, ensuring secure and uninterrupted access for authenticated users.</w:t>
+              <w:t xml:space="preserve">The system validates user credentials, maintains active sessions, and prevents unauthorized access to protected system resources, ens uring secure and uninterrupted access for authenticated users.</w:t>
             </w:r>
           </w:p>
         </w:tc>

--- a/Project  Functional Requirements_Group8.docx
+++ b/Project  Functional Requirements_Group8.docx
@@ -1519,7 +1519,6 @@
           <w:iCs w:val="0"/>
           <w:smallCaps w:val="0"/>
           <w:strike w:val="0"/>
-          <w:color w:val="000000"/>
           <w:sz w:val="24"/>
           <w:szCs w:val="24"/>
           <w:u w:val="none"/>
@@ -1536,7 +1535,6 @@
           <w:iCs w:val="0"/>
           <w:smallCaps w:val="0"/>
           <w:strike w:val="0"/>
-          <w:color w:val="000000"/>
           <w:sz w:val="24"/>
           <w:szCs w:val="24"/>
           <w:u w:val="none"/>
@@ -1555,7 +1553,6 @@
           <w:iCs w:val="0"/>
           <w:smallCaps w:val="0"/>
           <w:strike w:val="0"/>
-          <w:color w:val="000000"/>
           <w:sz w:val="24"/>
           <w:szCs w:val="24"/>
           <w:u w:val="none"/>
@@ -1574,7 +1571,6 @@
           <w:iCs w:val="0"/>
           <w:smallCaps w:val="0"/>
           <w:strike w:val="0"/>
-          <w:color w:val="000000"/>
           <w:sz w:val="24"/>
           <w:szCs w:val="24"/>
           <w:u w:val="none"/>
@@ -1582,26 +1578,18 @@
           <w:vertAlign w:val="baseline"/>
           <w:rtl w:val="0"/>
         </w:rPr>
-        <w:t xml:space="preserve">is a platform designed for efficient management of relief resources, volunteers, donors and disaster zones. This system enables administrators to track warehouse inventories, relief shipments, oversee the areas which are affected by disasters and supervise volunteers. It keeps a record of relevant data for each disaster zone, which includes location, severity and current state, so that admins can allocate volunteers and resources more efficiently. It also supports management of donors by keeping records of them. Donors can be of three distinct types- NGO, individual and corporate donors. Corporate donors are recognized by tax ID and a tier based ranking system. </w:t>
+        <w:t xml:space="preserve">is a platform designed for efficient management of relief resources, volunteers,</w:t>
       </w:r>
-    </w:p>
-    <w:p>
-      <w:pPr>
-        <w:keepNext w:val="0"/>
-        <w:keepLines w:val="0"/>
-        <w:pageBreakBefore w:val="0"/>
-        <w:widowControl w:val="0"/>
-        <w:pBdr>
-          <w:top w:space="0" w:sz="0" w:val="nil"/>
-          <w:left w:space="0" w:sz="0" w:val="nil"/>
-          <w:bottom w:space="0" w:sz="0" w:val="nil"/>
-          <w:right w:space="0" w:sz="0" w:val="nil"/>
-          <w:between w:space="0" w:sz="0" w:val="nil"/>
-        </w:pBdr>
-        <w:shd w:fill="auto" w:val="clear"/>
-        <w:spacing w:after="0" w:before="292.921142578125" w:line="264.3717384338379" w:lineRule="auto"/>
-        <w:ind w:left="11.439971923828125" w:right="12.900390625" w:firstLine="2.64007568359375"/>
-        <w:jc w:val="both"/>
+      <w:r>
+        <w:rPr>
+          <w:rFonts w:ascii="Times New Roman" w:cs="Times New Roman" w:eastAsia="Times New Roman" w:hAnsi="Times New Roman"/>
+          <w:sz w:val="24"/>
+          <w:szCs w:val="24"/>
+          <w:rtl w:val="0"/>
+        </w:rPr>
+        <w:t xml:space="preserve"> </w:t>
+      </w:r>
+      <w:r>
         <w:rPr>
           <w:rFonts w:ascii="Times New Roman" w:cs="Times New Roman" w:eastAsia="Times New Roman" w:hAnsi="Times New Roman"/>
           <w:b w:val="0"/>
@@ -1610,14 +1598,24 @@
           <w:iCs w:val="0"/>
           <w:smallCaps w:val="0"/>
           <w:strike w:val="0"/>
-          <w:color w:val="000000"/>
           <w:sz w:val="24"/>
           <w:szCs w:val="24"/>
           <w:u w:val="none"/>
           <w:shd w:fill="auto" w:val="clear"/>
           <w:vertAlign w:val="baseline"/>
-        </w:rPr>
-      </w:pPr>
+          <w:rtl w:val="0"/>
+        </w:rPr>
+        <w:t xml:space="preserve">and disaster zones. This system enables administrators to track warehouse inventories, relief shipments</w:t>
+      </w:r>
+      <w:r>
+        <w:rPr>
+          <w:rFonts w:ascii="Times New Roman" w:cs="Times New Roman" w:eastAsia="Times New Roman" w:hAnsi="Times New Roman"/>
+          <w:sz w:val="24"/>
+          <w:szCs w:val="24"/>
+          <w:rtl w:val="0"/>
+        </w:rPr>
+        <w:t xml:space="preserve">(inventory items)</w:t>
+      </w:r>
       <w:r>
         <w:rPr>
           <w:rFonts w:ascii="Times New Roman" w:cs="Times New Roman" w:eastAsia="Times New Roman" w:hAnsi="Times New Roman"/>
@@ -1627,7 +1625,6 @@
           <w:iCs w:val="0"/>
           <w:smallCaps w:val="0"/>
           <w:strike w:val="0"/>
-          <w:color w:val="000000"/>
           <w:sz w:val="24"/>
           <w:szCs w:val="24"/>
           <w:u w:val="none"/>
@@ -1635,7 +1632,7 @@
           <w:vertAlign w:val="baseline"/>
           <w:rtl w:val="0"/>
         </w:rPr>
-        <w:t xml:space="preserve">Moreover the platform provides secure authentication for all users, who are either admins or customers, ensuring that all the users are recognized by the platform and that they can access all the relevant features. The system also enables automated inventory monitoring along with low-stock alerts and expiry date review that help maintain the availability and quality of the relief supplies. Additionally, volunteers are tracked to be matched and deployed, depending on their availability, to improve the efficiency of emergency response operations. Overall, the system aims to improve coordination and timely delivery of aid and supplies during disasters. </w:t>
+        <w:t xml:space="preserve">, oversee the areas which are affected by disasters and supervise volunteers. It keeps a record of relevant data for each disaster zone, which includes location, severity and current state, so that admins can allocate volunteers and resources more efficiently. Moreover the platform provides secure authentication for all users, who are either admins or customers, ensuring that all the users are recognized by the platform and that they can access all the relevant features. The system also enables automated inventory monitoring along with low-stock alerts and expiry date review that help maintain the availability and quality of the relief supplies. Additionally, volunteers are tracked to be matched and deployed, depending on their availability, to improve the efficiency of emergency response operations. Overall, the system aims to improve coordination and timely delivery of aid and supplies during disasters. </w:t>
       </w:r>
     </w:p>
     <w:p>
@@ -1762,77 +1759,19 @@
         </w:rPr>
         <w:t xml:space="preserve">· Language: </w:t>
       </w:r>
-    </w:p>
-    <w:p>
-      <w:pPr>
-        <w:keepNext w:val="0"/>
-        <w:keepLines w:val="0"/>
-        <w:pageBreakBefore w:val="0"/>
-        <w:widowControl w:val="0"/>
-        <w:pBdr>
-          <w:top w:space="0" w:sz="0" w:val="nil"/>
-          <w:left w:space="0" w:sz="0" w:val="nil"/>
-          <w:bottom w:space="0" w:sz="0" w:val="nil"/>
-          <w:right w:space="0" w:sz="0" w:val="nil"/>
-          <w:between w:space="0" w:sz="0" w:val="nil"/>
-        </w:pBdr>
-        <w:shd w:fill="auto" w:val="clear"/>
-        <w:spacing w:after="0" w:before="81.7144775390625" w:line="240" w:lineRule="auto"/>
-        <w:ind w:left="392.61993408203125" w:right="0" w:firstLine="0"/>
-        <w:jc w:val="left"/>
+      <w:r>
         <w:rPr>
           <w:rFonts w:ascii="Times New Roman" w:cs="Times New Roman" w:eastAsia="Times New Roman" w:hAnsi="Times New Roman"/>
-          <w:b w:val="0"/>
-          <w:bCs w:val="0"/>
-          <w:i w:val="0"/>
-          <w:iCs w:val="0"/>
-          <w:smallCaps w:val="0"/>
-          <w:strike w:val="0"/>
-          <w:color w:val="000000"/>
           <w:sz w:val="26"/>
           <w:szCs w:val="26"/>
-          <w:u w:val="none"/>
-          <w:shd w:fill="auto" w:val="clear"/>
-          <w:vertAlign w:val="baseline"/>
-        </w:rPr>
-      </w:pPr>
-      <w:r>
-        <w:rPr>
-          <w:rFonts w:ascii="Arial" w:cs="Arial" w:eastAsia="Arial" w:hAnsi="Arial"/>
-          <w:b w:val="0"/>
-          <w:bCs w:val="0"/>
-          <w:i w:val="0"/>
-          <w:iCs w:val="0"/>
-          <w:smallCaps w:val="0"/>
-          <w:strike w:val="0"/>
-          <w:color w:val="000000"/>
-          <w:sz w:val="26"/>
-          <w:szCs w:val="26"/>
-          <w:u w:val="none"/>
-          <w:shd w:fill="auto" w:val="clear"/>
-          <w:vertAlign w:val="baseline"/>
           <w:rtl w:val="0"/>
         </w:rPr>
-        <w:t xml:space="preserve">● </w:t>
+        <w:t xml:space="preserve">python, HTML, CSS, SQL, Python</w:t>
       </w:r>
       <w:r>
         <w:rPr>
-          <w:rFonts w:ascii="Times New Roman" w:cs="Times New Roman" w:eastAsia="Times New Roman" w:hAnsi="Times New Roman"/>
-          <w:b w:val="0"/>
-          <w:bCs w:val="0"/>
-          <w:i w:val="0"/>
-          <w:iCs w:val="0"/>
-          <w:smallCaps w:val="0"/>
-          <w:strike w:val="0"/>
-          <w:color w:val="000000"/>
-          <w:sz w:val="26"/>
-          <w:szCs w:val="26"/>
-          <w:u w:val="none"/>
-          <w:shd w:fill="auto" w:val="clear"/>
-          <w:vertAlign w:val="baseline"/>
           <w:rtl w:val="0"/>
         </w:rPr>
-        <w:t xml:space="preserve">· Frontend Framework:.js </w:t>
       </w:r>
     </w:p>
     <w:p>
@@ -1904,7 +1843,93 @@
           <w:vertAlign w:val="baseline"/>
           <w:rtl w:val="0"/>
         </w:rPr>
-        <w:t xml:space="preserve">· Backend Framework: </w:t>
+        <w:t xml:space="preserve">· Frontend Framework:</w:t>
+      </w:r>
+      <w:r>
+        <w:rPr>
+          <w:rFonts w:ascii="Times New Roman" w:cs="Times New Roman" w:eastAsia="Times New Roman" w:hAnsi="Times New Roman"/>
+          <w:sz w:val="26"/>
+          <w:szCs w:val="26"/>
+          <w:rtl w:val="0"/>
+        </w:rPr>
+        <w:t xml:space="preserve"> HTML with Jinja2 template</w:t>
+      </w:r>
+      <w:r>
+        <w:rPr>
+          <w:rtl w:val="0"/>
+        </w:rPr>
+      </w:r>
+    </w:p>
+    <w:p>
+      <w:pPr>
+        <w:keepNext w:val="0"/>
+        <w:keepLines w:val="0"/>
+        <w:pageBreakBefore w:val="0"/>
+        <w:widowControl w:val="0"/>
+        <w:pBdr>
+          <w:top w:space="0" w:sz="0" w:val="nil"/>
+          <w:left w:space="0" w:sz="0" w:val="nil"/>
+          <w:bottom w:space="0" w:sz="0" w:val="nil"/>
+          <w:right w:space="0" w:sz="0" w:val="nil"/>
+          <w:between w:space="0" w:sz="0" w:val="nil"/>
+        </w:pBdr>
+        <w:shd w:fill="auto" w:val="clear"/>
+        <w:spacing w:after="0" w:before="81.7144775390625" w:line="240" w:lineRule="auto"/>
+        <w:ind w:left="392.61993408203125" w:right="0" w:firstLine="0"/>
+        <w:jc w:val="left"/>
+        <w:rPr>
+          <w:rFonts w:ascii="Times New Roman" w:cs="Times New Roman" w:eastAsia="Times New Roman" w:hAnsi="Times New Roman"/>
+          <w:b w:val="0"/>
+          <w:bCs w:val="0"/>
+          <w:i w:val="0"/>
+          <w:iCs w:val="0"/>
+          <w:smallCaps w:val="0"/>
+          <w:strike w:val="0"/>
+          <w:color w:val="000000"/>
+          <w:sz w:val="26"/>
+          <w:szCs w:val="26"/>
+          <w:u w:val="none"/>
+          <w:shd w:fill="auto" w:val="clear"/>
+          <w:vertAlign w:val="baseline"/>
+        </w:rPr>
+      </w:pPr>
+      <w:r>
+        <w:rPr>
+          <w:rFonts w:ascii="Arial" w:cs="Arial" w:eastAsia="Arial" w:hAnsi="Arial"/>
+          <w:b w:val="0"/>
+          <w:bCs w:val="0"/>
+          <w:i w:val="0"/>
+          <w:iCs w:val="0"/>
+          <w:smallCaps w:val="0"/>
+          <w:strike w:val="0"/>
+          <w:color w:val="000000"/>
+          <w:sz w:val="26"/>
+          <w:szCs w:val="26"/>
+          <w:u w:val="none"/>
+          <w:shd w:fill="auto" w:val="clear"/>
+          <w:vertAlign w:val="baseline"/>
+          <w:rtl w:val="0"/>
+        </w:rPr>
+        <w:t xml:space="preserve">● </w:t>
+      </w:r>
+      <w:r>
+        <w:rPr>
+          <w:rFonts w:ascii="Times New Roman" w:cs="Times New Roman" w:eastAsia="Times New Roman" w:hAnsi="Times New Roman"/>
+          <w:b w:val="0"/>
+          <w:bCs w:val="0"/>
+          <w:i w:val="0"/>
+          <w:iCs w:val="0"/>
+          <w:smallCaps w:val="0"/>
+          <w:strike w:val="0"/>
+          <w:color w:val="000000"/>
+          <w:sz w:val="26"/>
+          <w:szCs w:val="26"/>
+          <w:u w:val="none"/>
+          <w:shd w:fill="auto" w:val="clear"/>
+          <w:vertAlign w:val="baseline"/>
+          <w:rtl w:val="0"/>
+        </w:rPr>
+        <w:t xml:space="preserve">· Backend Framework: Flask</w:t>
       </w:r>
     </w:p>
     <w:p>
@@ -1976,7 +2001,7 @@
           <w:vertAlign w:val="baseline"/>
           <w:rtl w:val="0"/>
         </w:rPr>
-        <w:t xml:space="preserve">· Styling: </w:t>
+        <w:t xml:space="preserve">· Styling: CSS</w:t>
       </w:r>
     </w:p>
     <w:p>
@@ -2120,7 +2145,7 @@
           <w:vertAlign w:val="baseline"/>
           <w:rtl w:val="0"/>
         </w:rPr>
-        <w:t xml:space="preserve">· ODM: </w:t>
+        <w:t xml:space="preserve">· ODM: N/A</w:t>
       </w:r>
     </w:p>
     <w:p>
@@ -2192,7 +2217,7 @@
           <w:vertAlign w:val="baseline"/>
           <w:rtl w:val="0"/>
         </w:rPr>
-        <w:t xml:space="preserve">· Deployment: </w:t>
+        <w:t xml:space="preserve">· Deployment: LocalHost/XAMPP</w:t>
       </w:r>
     </w:p>
     <w:p>
@@ -2265,6 +2290,20 @@
           <w:rtl w:val="0"/>
         </w:rPr>
         <w:t xml:space="preserve">· External APIs:</w:t>
+      </w:r>
+      <w:r>
+        <w:rPr>
+          <w:rFonts w:ascii="Times New Roman" w:cs="Times New Roman" w:eastAsia="Times New Roman" w:hAnsi="Times New Roman"/>
+          <w:sz w:val="26"/>
+          <w:szCs w:val="26"/>
+          <w:rtl w:val="0"/>
+        </w:rPr>
+        <w:t xml:space="preserve">N/A</w:t>
+      </w:r>
+      <w:r>
+        <w:rPr>
+          <w:rtl w:val="0"/>
+        </w:rPr>
       </w:r>
     </w:p>
     <w:p>
@@ -2472,6 +2511,15 @@
             <w:r>
               <w:rPr>
                 <w:rFonts w:ascii="Times New Roman" w:cs="Times New Roman" w:eastAsia="Times New Roman" w:hAnsi="Times New Roman"/>
+                <w:sz w:val="24"/>
+                <w:szCs w:val="24"/>
+                <w:rtl w:val="0"/>
+              </w:rPr>
+              <w:t xml:space="preserve">Shadeed </w:t>
+            </w:r>
+            <w:r>
+              <w:rPr>
+                <w:rFonts w:ascii="Times New Roman" w:cs="Times New Roman" w:eastAsia="Times New Roman" w:hAnsi="Times New Roman"/>
                 <w:b w:val="0"/>
                 <w:bCs w:val="0"/>
                 <w:i w:val="0"/>
@@ -2486,7 +2534,7 @@
                 <w:vertAlign w:val="baseline"/>
                 <w:rtl w:val="0"/>
               </w:rPr>
-              <w:t xml:space="preserve">Member </w:t>
+              <w:t xml:space="preserve"> </w:t>
             </w:r>
           </w:p>
         </w:tc>
@@ -2676,38 +2724,25 @@
                 <w:rFonts w:ascii="Times New Roman" w:cs="Times New Roman" w:eastAsia="Times New Roman" w:hAnsi="Times New Roman"/>
                 <w:b w:val="1"/>
                 <w:bCs w:val="1"/>
-                <w:i w:val="0"/>
-                <w:iCs w:val="0"/>
-                <w:smallCaps w:val="0"/>
-                <w:strike w:val="0"/>
-                <w:color w:val="000000"/>
-                <w:sz w:val="24"/>
-                <w:szCs w:val="24"/>
-                <w:u w:val="none"/>
-                <w:shd w:fill="auto" w:val="clear"/>
-                <w:vertAlign w:val="baseline"/>
-                <w:rtl w:val="0"/>
-              </w:rPr>
-              <w:t xml:space="preserve">Login/Logout System: </w:t>
-            </w:r>
-            <w:r>
-              <w:rPr>
-                <w:rFonts w:ascii="Times New Roman" w:cs="Times New Roman" w:eastAsia="Times New Roman" w:hAnsi="Times New Roman"/>
-                <w:b w:val="0"/>
-                <w:bCs w:val="0"/>
-                <w:i w:val="0"/>
-                <w:iCs w:val="0"/>
-                <w:smallCaps w:val="0"/>
-                <w:strike w:val="0"/>
-                <w:color w:val="000000"/>
-                <w:sz w:val="24"/>
-                <w:szCs w:val="24"/>
-                <w:u w:val="none"/>
-                <w:shd w:fill="auto" w:val="clear"/>
-                <w:vertAlign w:val="baseline"/>
-                <w:rtl w:val="0"/>
-              </w:rPr>
-              <w:t xml:space="preserve">Registered users can log in using valid credentials to access the system. The system records login and logout timestamps, IP addresses, and securely manages user sessions to ensure account security.</w:t>
+                <w:sz w:val="24"/>
+                <w:szCs w:val="24"/>
+                <w:rtl w:val="0"/>
+              </w:rPr>
+              <w:t xml:space="preserve">Login</w:t>
+            </w:r>
+            <w:r>
+              <w:rPr>
+                <w:rFonts w:ascii="Times New Roman" w:cs="Times New Roman" w:eastAsia="Times New Roman" w:hAnsi="Times New Roman"/>
+                <w:sz w:val="24"/>
+                <w:szCs w:val="24"/>
+                <w:rtl w:val="0"/>
+              </w:rPr>
+              <w:t xml:space="preserve">: Customers can log in using proper credentials or admin can login based on the specific credentials mentioned in the admin table in the database for the system.</w:t>
+            </w:r>
+            <w:r>
+              <w:rPr>
+                <w:rtl w:val="0"/>
+              </w:rPr>
             </w:r>
           </w:p>
         </w:tc>
@@ -2813,8 +2848,6 @@
               <w:jc w:val="both"/>
               <w:rPr>
                 <w:rFonts w:ascii="Times New Roman" w:cs="Times New Roman" w:eastAsia="Times New Roman" w:hAnsi="Times New Roman"/>
-                <w:b w:val="0"/>
-                <w:bCs w:val="0"/>
                 <w:i w:val="0"/>
                 <w:iCs w:val="0"/>
                 <w:smallCaps w:val="0"/>
@@ -2832,38 +2865,25 @@
                 <w:rFonts w:ascii="Times New Roman" w:cs="Times New Roman" w:eastAsia="Times New Roman" w:hAnsi="Times New Roman"/>
                 <w:b w:val="1"/>
                 <w:bCs w:val="1"/>
-                <w:i w:val="0"/>
-                <w:iCs w:val="0"/>
-                <w:smallCaps w:val="0"/>
-                <w:strike w:val="0"/>
-                <w:color w:val="000000"/>
-                <w:sz w:val="24"/>
-                <w:szCs w:val="24"/>
-                <w:u w:val="none"/>
-                <w:shd w:fill="auto" w:val="clear"/>
-                <w:vertAlign w:val="baseline"/>
-                <w:rtl w:val="0"/>
-              </w:rPr>
-              <w:t xml:space="preserve">User Registration &amp; Role-Based Access Control: </w:t>
-            </w:r>
-            <w:r>
-              <w:rPr>
-                <w:rFonts w:ascii="Times New Roman" w:cs="Times New Roman" w:eastAsia="Times New Roman" w:hAnsi="Times New Roman"/>
-                <w:b w:val="0"/>
-                <w:bCs w:val="0"/>
-                <w:i w:val="0"/>
-                <w:iCs w:val="0"/>
-                <w:smallCaps w:val="0"/>
-                <w:strike w:val="0"/>
-                <w:color w:val="000000"/>
-                <w:sz w:val="24"/>
-                <w:szCs w:val="24"/>
-                <w:u w:val="none"/>
-                <w:shd w:fill="auto" w:val="clear"/>
-                <w:vertAlign w:val="baseline"/>
-                <w:rtl w:val="0"/>
-              </w:rPr>
-              <w:t xml:space="preserve">New users can create an account by providing their name, password, and other required information. The system stores user details securely and assigns the appropriate role (Admin or Customer), allowing users to access the Disaster Relief Management System. The system identifies the logged-in user's role and grants appropriate permissions.Users can access relevant features depending on their role; admins can supervise inventory management.</w:t>
+                <w:sz w:val="24"/>
+                <w:szCs w:val="24"/>
+                <w:rtl w:val="0"/>
+              </w:rPr>
+              <w:t xml:space="preserve">Volunteer Application and Viewing Active Disaster Zones:</w:t>
+            </w:r>
+            <w:r>
+              <w:rPr>
+                <w:rFonts w:ascii="Times New Roman" w:cs="Times New Roman" w:eastAsia="Times New Roman" w:hAnsi="Times New Roman"/>
+                <w:sz w:val="24"/>
+                <w:szCs w:val="24"/>
+                <w:rtl w:val="0"/>
+              </w:rPr>
+              <w:t xml:space="preserve"> Customers can view current active disaster zones and also choose to become a volunteer by submitting the form with providing proper information required.</w:t>
+            </w:r>
+            <w:r>
+              <w:rPr>
+                <w:rtl w:val="0"/>
+              </w:rPr>
             </w:r>
           </w:p>
         </w:tc>
@@ -2969,8 +2989,6 @@
               <w:jc w:val="both"/>
               <w:rPr>
                 <w:rFonts w:ascii="Times New Roman" w:cs="Times New Roman" w:eastAsia="Times New Roman" w:hAnsi="Times New Roman"/>
-                <w:b w:val="0"/>
-                <w:bCs w:val="0"/>
                 <w:i w:val="0"/>
                 <w:iCs w:val="0"/>
                 <w:smallCaps w:val="0"/>
@@ -2988,6 +3006,67 @@
                 <w:rFonts w:ascii="Times New Roman" w:cs="Times New Roman" w:eastAsia="Times New Roman" w:hAnsi="Times New Roman"/>
                 <w:b w:val="1"/>
                 <w:bCs w:val="1"/>
+                <w:sz w:val="24"/>
+                <w:szCs w:val="24"/>
+                <w:rtl w:val="0"/>
+              </w:rPr>
+              <w:t xml:space="preserve">Approve or Delete Volunteers: </w:t>
+            </w:r>
+            <w:r>
+              <w:rPr>
+                <w:rFonts w:ascii="Times New Roman" w:cs="Times New Roman" w:eastAsia="Times New Roman" w:hAnsi="Times New Roman"/>
+                <w:sz w:val="24"/>
+                <w:szCs w:val="24"/>
+                <w:rtl w:val="0"/>
+              </w:rPr>
+              <w:t xml:space="preserve">Admin can approve volunteers after their form has been successfully submitted. They can also choose to delete volunteers.</w:t>
+            </w:r>
+            <w:r>
+              <w:rPr>
+                <w:rtl w:val="0"/>
+              </w:rPr>
+            </w:r>
+          </w:p>
+        </w:tc>
+      </w:tr>
+      <w:tr>
+        <w:trPr>
+          <w:cantSplit w:val="0"/>
+          <w:trHeight w:val="1480" w:hRule="atLeast"/>
+          <w:tblHeader w:val="0"/>
+        </w:trPr>
+        <w:tc>
+          <w:tcPr>
+            <w:shd w:fill="auto" w:val="clear"/>
+            <w:tcMar>
+              <w:top w:w="100.0" w:type="dxa"/>
+              <w:left w:w="100.0" w:type="dxa"/>
+              <w:bottom w:w="100.0" w:type="dxa"/>
+              <w:right w:w="100.0" w:type="dxa"/>
+            </w:tcMar>
+            <w:vAlign w:val="top"/>
+          </w:tcPr>
+          <w:p>
+            <w:pPr>
+              <w:keepNext w:val="0"/>
+              <w:keepLines w:val="0"/>
+              <w:pageBreakBefore w:val="0"/>
+              <w:widowControl w:val="0"/>
+              <w:pBdr>
+                <w:top w:space="0" w:sz="0" w:val="nil"/>
+                <w:left w:space="0" w:sz="0" w:val="nil"/>
+                <w:bottom w:space="0" w:sz="0" w:val="nil"/>
+                <w:right w:space="0" w:sz="0" w:val="nil"/>
+                <w:between w:space="0" w:sz="0" w:val="nil"/>
+              </w:pBdr>
+              <w:shd w:fill="auto" w:val="clear"/>
+              <w:spacing w:after="0" w:before="0" w:line="240" w:lineRule="auto"/>
+              <w:ind w:left="124.83993530273438" w:right="0" w:firstLine="0"/>
+              <w:jc w:val="left"/>
+              <w:rPr>
+                <w:rFonts w:ascii="Times New Roman" w:cs="Times New Roman" w:eastAsia="Times New Roman" w:hAnsi="Times New Roman"/>
+                <w:b w:val="0"/>
+                <w:bCs w:val="0"/>
                 <w:i w:val="0"/>
                 <w:iCs w:val="0"/>
                 <w:smallCaps w:val="0"/>
@@ -2998,11 +3077,115 @@
                 <w:u w:val="none"/>
                 <w:shd w:fill="auto" w:val="clear"/>
                 <w:vertAlign w:val="baseline"/>
-                <w:rtl w:val="0"/>
-              </w:rPr>
-              <w:t xml:space="preserve">User Authentication &amp; Session Management: </w:t>
-            </w:r>
-            <w:r>
+              </w:rPr>
+            </w:pPr>
+            <w:r>
+              <w:rPr>
+                <w:rFonts w:ascii="Times New Roman" w:cs="Times New Roman" w:eastAsia="Times New Roman" w:hAnsi="Times New Roman"/>
+                <w:sz w:val="24"/>
+                <w:szCs w:val="24"/>
+                <w:rtl w:val="0"/>
+              </w:rPr>
+              <w:t xml:space="preserve">4</w:t>
+            </w:r>
+            <w:r>
+              <w:rPr>
+                <w:rtl w:val="0"/>
+              </w:rPr>
+            </w:r>
+          </w:p>
+        </w:tc>
+        <w:tc>
+          <w:tcPr>
+            <w:shd w:fill="auto" w:val="clear"/>
+            <w:tcMar>
+              <w:top w:w="100.0" w:type="dxa"/>
+              <w:left w:w="100.0" w:type="dxa"/>
+              <w:bottom w:w="100.0" w:type="dxa"/>
+              <w:right w:w="100.0" w:type="dxa"/>
+            </w:tcMar>
+            <w:vAlign w:val="top"/>
+          </w:tcPr>
+          <w:p>
+            <w:pPr>
+              <w:keepNext w:val="0"/>
+              <w:keepLines w:val="0"/>
+              <w:pageBreakBefore w:val="0"/>
+              <w:widowControl w:val="0"/>
+              <w:pBdr>
+                <w:top w:space="0" w:sz="0" w:val="nil"/>
+                <w:left w:space="0" w:sz="0" w:val="nil"/>
+                <w:bottom w:space="0" w:sz="0" w:val="nil"/>
+                <w:right w:space="0" w:sz="0" w:val="nil"/>
+                <w:between w:space="0" w:sz="0" w:val="nil"/>
+              </w:pBdr>
+              <w:shd w:fill="auto" w:val="clear"/>
+              <w:spacing w:after="0" w:before="0" w:line="264.3717384338379" w:lineRule="auto"/>
+              <w:ind w:left="124.51995849609375" w:right="60.8642578125" w:firstLine="6.00006103515625"/>
+              <w:jc w:val="both"/>
+              <w:rPr>
+                <w:rFonts w:ascii="Times New Roman" w:cs="Times New Roman" w:eastAsia="Times New Roman" w:hAnsi="Times New Roman"/>
+                <w:sz w:val="24"/>
+                <w:szCs w:val="24"/>
+              </w:rPr>
+            </w:pPr>
+            <w:r>
+              <w:rPr>
+                <w:rFonts w:ascii="Times New Roman" w:cs="Times New Roman" w:eastAsia="Times New Roman" w:hAnsi="Times New Roman"/>
+                <w:b w:val="1"/>
+                <w:bCs w:val="1"/>
+                <w:sz w:val="24"/>
+                <w:szCs w:val="24"/>
+                <w:rtl w:val="0"/>
+              </w:rPr>
+              <w:t xml:space="preserve">Deploy/Release Volunteers: </w:t>
+            </w:r>
+            <w:r>
+              <w:rPr>
+                <w:rFonts w:ascii="Times New Roman" w:cs="Times New Roman" w:eastAsia="Times New Roman" w:hAnsi="Times New Roman"/>
+                <w:sz w:val="24"/>
+                <w:szCs w:val="24"/>
+                <w:rtl w:val="0"/>
+              </w:rPr>
+              <w:t xml:space="preserve">Admin can deploy volunteers by seeing their specialty and assign them roles for a certain disaster zone. Their time of dispatch is stored. They can be released from deployment, upon which their total hours deployed is stored.</w:t>
+            </w:r>
+          </w:p>
+        </w:tc>
+      </w:tr>
+      <w:tr>
+        <w:trPr>
+          <w:cantSplit w:val="0"/>
+          <w:trHeight w:val="1480" w:hRule="atLeast"/>
+          <w:tblHeader w:val="0"/>
+        </w:trPr>
+        <w:tc>
+          <w:tcPr>
+            <w:shd w:fill="auto" w:val="clear"/>
+            <w:tcMar>
+              <w:top w:w="100.0" w:type="dxa"/>
+              <w:left w:w="100.0" w:type="dxa"/>
+              <w:bottom w:w="100.0" w:type="dxa"/>
+              <w:right w:w="100.0" w:type="dxa"/>
+            </w:tcMar>
+            <w:vAlign w:val="top"/>
+          </w:tcPr>
+          <w:p>
+            <w:pPr>
+              <w:keepNext w:val="0"/>
+              <w:keepLines w:val="0"/>
+              <w:pageBreakBefore w:val="0"/>
+              <w:widowControl w:val="0"/>
+              <w:pBdr>
+                <w:top w:space="0" w:sz="0" w:val="nil"/>
+                <w:left w:space="0" w:sz="0" w:val="nil"/>
+                <w:bottom w:space="0" w:sz="0" w:val="nil"/>
+                <w:right w:space="0" w:sz="0" w:val="nil"/>
+                <w:between w:space="0" w:sz="0" w:val="nil"/>
+              </w:pBdr>
+              <w:shd w:fill="auto" w:val="clear"/>
+              <w:spacing w:after="0" w:before="0" w:line="240" w:lineRule="auto"/>
+              <w:ind w:left="124.83993530273438" w:right="0" w:firstLine="0"/>
+              <w:jc w:val="left"/>
               <w:rPr>
                 <w:rFonts w:ascii="Times New Roman" w:cs="Times New Roman" w:eastAsia="Times New Roman" w:hAnsi="Times New Roman"/>
                 <w:b w:val="0"/>
@@ -3017,9 +3200,77 @@
                 <w:u w:val="none"/>
                 <w:shd w:fill="auto" w:val="clear"/>
                 <w:vertAlign w:val="baseline"/>
-                <w:rtl w:val="0"/>
-              </w:rPr>
-              <w:t xml:space="preserve">The system validates user credentials, maintains active sessions, and prevents unauthorized access to protected system resources, ens uring secure and uninterrupted access for authenticated users.</w:t>
+              </w:rPr>
+            </w:pPr>
+            <w:r>
+              <w:rPr>
+                <w:rFonts w:ascii="Times New Roman" w:cs="Times New Roman" w:eastAsia="Times New Roman" w:hAnsi="Times New Roman"/>
+                <w:sz w:val="24"/>
+                <w:szCs w:val="24"/>
+                <w:rtl w:val="0"/>
+              </w:rPr>
+              <w:t xml:space="preserve">5</w:t>
+            </w:r>
+            <w:r>
+              <w:rPr>
+                <w:rtl w:val="0"/>
+              </w:rPr>
+            </w:r>
+          </w:p>
+        </w:tc>
+        <w:tc>
+          <w:tcPr>
+            <w:shd w:fill="auto" w:val="clear"/>
+            <w:tcMar>
+              <w:top w:w="100.0" w:type="dxa"/>
+              <w:left w:w="100.0" w:type="dxa"/>
+              <w:bottom w:w="100.0" w:type="dxa"/>
+              <w:right w:w="100.0" w:type="dxa"/>
+            </w:tcMar>
+            <w:vAlign w:val="top"/>
+          </w:tcPr>
+          <w:p>
+            <w:pPr>
+              <w:keepNext w:val="0"/>
+              <w:keepLines w:val="0"/>
+              <w:pageBreakBefore w:val="0"/>
+              <w:widowControl w:val="0"/>
+              <w:pBdr>
+                <w:top w:space="0" w:sz="0" w:val="nil"/>
+                <w:left w:space="0" w:sz="0" w:val="nil"/>
+                <w:bottom w:space="0" w:sz="0" w:val="nil"/>
+                <w:right w:space="0" w:sz="0" w:val="nil"/>
+                <w:between w:space="0" w:sz="0" w:val="nil"/>
+              </w:pBdr>
+              <w:shd w:fill="auto" w:val="clear"/>
+              <w:spacing w:after="0" w:before="0" w:line="264.3717384338379" w:lineRule="auto"/>
+              <w:ind w:left="124.51995849609375" w:right="60.8642578125" w:firstLine="6.00006103515625"/>
+              <w:jc w:val="both"/>
+              <w:rPr>
+                <w:rFonts w:ascii="Times New Roman" w:cs="Times New Roman" w:eastAsia="Times New Roman" w:hAnsi="Times New Roman"/>
+                <w:sz w:val="24"/>
+                <w:szCs w:val="24"/>
+              </w:rPr>
+            </w:pPr>
+            <w:r>
+              <w:rPr>
+                <w:rFonts w:ascii="Times New Roman" w:cs="Times New Roman" w:eastAsia="Times New Roman" w:hAnsi="Times New Roman"/>
+                <w:b w:val="1"/>
+                <w:bCs w:val="1"/>
+                <w:sz w:val="24"/>
+                <w:szCs w:val="24"/>
+                <w:rtl w:val="0"/>
+              </w:rPr>
+              <w:t xml:space="preserve">Volunteer Availability Toggle: </w:t>
+            </w:r>
+            <w:r>
+              <w:rPr>
+                <w:rFonts w:ascii="Times New Roman" w:cs="Times New Roman" w:eastAsia="Times New Roman" w:hAnsi="Times New Roman"/>
+                <w:sz w:val="24"/>
+                <w:szCs w:val="24"/>
+                <w:rtl w:val="0"/>
+              </w:rPr>
+              <w:t xml:space="preserve">Volunteers can toggle between “Available” and “Unavailable”. If they are unavailable, they cannot be deployed.</w:t>
             </w:r>
           </w:p>
         </w:tc>
@@ -3081,21 +3332,82 @@
         <w:spacing w:after="0" w:before="0" w:line="276" w:lineRule="auto"/>
         <w:ind w:left="0" w:right="0" w:firstLine="0"/>
         <w:jc w:val="left"/>
-        <w:rPr>
-          <w:rFonts w:ascii="Arial" w:cs="Arial" w:eastAsia="Arial" w:hAnsi="Arial"/>
-          <w:b w:val="0"/>
-          <w:bCs w:val="0"/>
-          <w:i w:val="0"/>
-          <w:iCs w:val="0"/>
-          <w:smallCaps w:val="0"/>
-          <w:strike w:val="0"/>
-          <w:color w:val="000000"/>
-          <w:sz w:val="22"/>
-          <w:szCs w:val="22"/>
-          <w:u w:val="none"/>
-          <w:shd w:fill="auto" w:val="clear"/>
-          <w:vertAlign w:val="baseline"/>
-        </w:rPr>
+        <w:rPr/>
+      </w:pPr>
+      <w:r>
+        <w:rPr>
+          <w:rtl w:val="0"/>
+        </w:rPr>
+      </w:r>
+    </w:p>
+    <w:p>
+      <w:pPr>
+        <w:keepNext w:val="0"/>
+        <w:keepLines w:val="0"/>
+        <w:pageBreakBefore w:val="0"/>
+        <w:widowControl w:val="0"/>
+        <w:pBdr>
+          <w:top w:space="0" w:sz="0" w:val="nil"/>
+          <w:left w:space="0" w:sz="0" w:val="nil"/>
+          <w:bottom w:space="0" w:sz="0" w:val="nil"/>
+          <w:right w:space="0" w:sz="0" w:val="nil"/>
+          <w:between w:space="0" w:sz="0" w:val="nil"/>
+        </w:pBdr>
+        <w:shd w:fill="auto" w:val="clear"/>
+        <w:spacing w:after="0" w:before="0" w:line="276" w:lineRule="auto"/>
+        <w:ind w:left="0" w:right="0" w:firstLine="0"/>
+        <w:jc w:val="left"/>
+        <w:rPr/>
+      </w:pPr>
+      <w:r>
+        <w:rPr>
+          <w:rtl w:val="0"/>
+        </w:rPr>
+      </w:r>
+    </w:p>
+    <w:p>
+      <w:pPr>
+        <w:keepNext w:val="0"/>
+        <w:keepLines w:val="0"/>
+        <w:pageBreakBefore w:val="0"/>
+        <w:widowControl w:val="0"/>
+        <w:pBdr>
+          <w:top w:space="0" w:sz="0" w:val="nil"/>
+          <w:left w:space="0" w:sz="0" w:val="nil"/>
+          <w:bottom w:space="0" w:sz="0" w:val="nil"/>
+          <w:right w:space="0" w:sz="0" w:val="nil"/>
+          <w:between w:space="0" w:sz="0" w:val="nil"/>
+        </w:pBdr>
+        <w:shd w:fill="auto" w:val="clear"/>
+        <w:spacing w:after="0" w:before="0" w:line="276" w:lineRule="auto"/>
+        <w:ind w:left="0" w:right="0" w:firstLine="0"/>
+        <w:jc w:val="left"/>
+        <w:rPr/>
+      </w:pPr>
+      <w:r>
+        <w:rPr>
+          <w:rtl w:val="0"/>
+        </w:rPr>
+      </w:r>
+    </w:p>
+    <w:p>
+      <w:pPr>
+        <w:keepNext w:val="0"/>
+        <w:keepLines w:val="0"/>
+        <w:pageBreakBefore w:val="0"/>
+        <w:widowControl w:val="0"/>
+        <w:pBdr>
+          <w:top w:space="0" w:sz="0" w:val="nil"/>
+          <w:left w:space="0" w:sz="0" w:val="nil"/>
+          <w:bottom w:space="0" w:sz="0" w:val="nil"/>
+          <w:right w:space="0" w:sz="0" w:val="nil"/>
+          <w:between w:space="0" w:sz="0" w:val="nil"/>
+        </w:pBdr>
+        <w:shd w:fill="auto" w:val="clear"/>
+        <w:spacing w:after="0" w:before="0" w:line="276" w:lineRule="auto"/>
+        <w:ind w:left="0" w:right="0" w:firstLine="0"/>
+        <w:jc w:val="left"/>
+        <w:rPr/>
       </w:pPr>
       <w:r>
         <w:rPr>
@@ -3375,8 +3687,8 @@
               <w:jc w:val="left"/>
               <w:rPr>
                 <w:rFonts w:ascii="Times New Roman" w:cs="Times New Roman" w:eastAsia="Times New Roman" w:hAnsi="Times New Roman"/>
-                <w:b w:val="0"/>
-                <w:bCs w:val="0"/>
+                <w:b w:val="1"/>
+                <w:bCs w:val="1"/>
                 <w:i w:val="0"/>
                 <w:iCs w:val="0"/>
                 <w:smallCaps w:val="0"/>
@@ -3392,21 +3704,18 @@
             <w:r>
               <w:rPr>
                 <w:rFonts w:ascii="Times New Roman" w:cs="Times New Roman" w:eastAsia="Times New Roman" w:hAnsi="Times New Roman"/>
-                <w:b w:val="0"/>
-                <w:bCs w:val="0"/>
-                <w:i w:val="0"/>
-                <w:iCs w:val="0"/>
-                <w:smallCaps w:val="0"/>
-                <w:strike w:val="0"/>
-                <w:color w:val="000000"/>
-                <w:sz w:val="24"/>
-                <w:szCs w:val="24"/>
-                <w:u w:val="none"/>
-                <w:shd w:fill="auto" w:val="clear"/>
-                <w:vertAlign w:val="baseline"/>
-                <w:rtl w:val="0"/>
-              </w:rPr>
-              <w:t xml:space="preserve">1</w:t>
+                <w:b w:val="1"/>
+                <w:bCs w:val="1"/>
+                <w:sz w:val="24"/>
+                <w:szCs w:val="24"/>
+                <w:rtl w:val="0"/>
+              </w:rPr>
+              <w:t xml:space="preserve">Aryan</w:t>
+            </w:r>
+            <w:r>
+              <w:rPr>
+                <w:rtl w:val="0"/>
+              </w:rPr>
             </w:r>
           </w:p>
         </w:tc>
@@ -3423,9 +3732,9 @@
           </w:tcPr>
           <w:p>
             <w:pPr>
+              <w:pStyle w:val="Heading3"/>
               <w:keepNext w:val="0"/>
               <w:keepLines w:val="0"/>
-              <w:pageBreakBefore w:val="0"/>
               <w:widowControl w:val="0"/>
               <w:pBdr>
                 <w:top w:space="0" w:sz="0" w:val="nil"/>
@@ -3435,62 +3744,267 @@
                 <w:between w:space="0" w:sz="0" w:val="nil"/>
               </w:pBdr>
               <w:shd w:fill="auto" w:val="clear"/>
-              <w:spacing w:after="0" w:before="0" w:line="264.3717384338379" w:lineRule="auto"/>
-              <w:ind w:left="231.91986083984375" w:right="118.75" w:firstLine="7.6800537109375"/>
+              <w:spacing w:after="80" w:before="280" w:line="264.3717384338379" w:lineRule="auto"/>
+              <w:ind w:left="124.51995849609375" w:right="65.107421875" w:firstLine="2.39990234375"/>
               <w:jc w:val="both"/>
               <w:rPr>
                 <w:rFonts w:ascii="Times New Roman" w:cs="Times New Roman" w:eastAsia="Times New Roman" w:hAnsi="Times New Roman"/>
                 <w:b w:val="0"/>
                 <w:bCs w:val="0"/>
-                <w:i w:val="0"/>
-                <w:iCs w:val="0"/>
-                <w:smallCaps w:val="0"/>
-                <w:strike w:val="0"/>
-                <w:color w:val="000000"/>
-                <w:sz w:val="24"/>
-                <w:szCs w:val="24"/>
-                <w:u w:val="none"/>
-                <w:shd w:fill="auto" w:val="clear"/>
-                <w:vertAlign w:val="baseline"/>
-              </w:rPr>
-            </w:pPr>
+                <w:sz w:val="24"/>
+                <w:szCs w:val="24"/>
+              </w:rPr>
+            </w:pPr>
+            <w:bookmarkStart w:colFirst="0" w:colLast="0" w:name="_vrveeghgwst6" w:id="0"/>
+            <w:bookmarkEnd w:id="0"/>
             <w:r>
               <w:rPr>
                 <w:rFonts w:ascii="Times New Roman" w:cs="Times New Roman" w:eastAsia="Times New Roman" w:hAnsi="Times New Roman"/>
                 <w:b w:val="1"/>
                 <w:bCs w:val="1"/>
-                <w:i w:val="0"/>
-                <w:iCs w:val="0"/>
-                <w:smallCaps w:val="0"/>
-                <w:strike w:val="0"/>
-                <w:color w:val="000000"/>
-                <w:sz w:val="24"/>
-                <w:szCs w:val="24"/>
-                <w:u w:val="none"/>
-                <w:shd w:fill="auto" w:val="clear"/>
-                <w:vertAlign w:val="baseline"/>
-                <w:rtl w:val="0"/>
-              </w:rPr>
-              <w:t xml:space="preserve">Centralized Inventory Stock Monitor &amp; Automated Low-Stock Alert: </w:t>
-            </w:r>
-            <w:r>
-              <w:rPr>
-                <w:rFonts w:ascii="Times New Roman" w:cs="Times New Roman" w:eastAsia="Times New Roman" w:hAnsi="Times New Roman"/>
-                <w:b w:val="0"/>
-                <w:bCs w:val="0"/>
-                <w:i w:val="0"/>
-                <w:iCs w:val="0"/>
-                <w:smallCaps w:val="0"/>
-                <w:strike w:val="0"/>
-                <w:color w:val="000000"/>
-                <w:sz w:val="24"/>
-                <w:szCs w:val="24"/>
-                <w:u w:val="none"/>
-                <w:shd w:fill="auto" w:val="clear"/>
-                <w:vertAlign w:val="baseline"/>
-                <w:rtl w:val="0"/>
-              </w:rPr>
-              <w:t xml:space="preserve">Administrators can monitor inventory levels across all warehouses from a centralized dashboard. The system displays available quantities, item categories, and warehouse locations to simplify inventory management. It  </w:t>
+                <w:sz w:val="26"/>
+                <w:szCs w:val="26"/>
+                <w:rtl w:val="0"/>
+              </w:rPr>
+              <w:t xml:space="preserve">Disaster Zone &amp; Shipment Tracking:</w:t>
+            </w:r>
+            <w:r>
+              <w:rPr>
+                <w:rFonts w:ascii="Times New Roman" w:cs="Times New Roman" w:eastAsia="Times New Roman" w:hAnsi="Times New Roman"/>
+                <w:b w:val="0"/>
+                <w:bCs w:val="0"/>
+                <w:sz w:val="26"/>
+                <w:szCs w:val="26"/>
+                <w:rtl w:val="0"/>
+              </w:rPr>
+              <w:t xml:space="preserve"> </w:t>
+            </w:r>
+            <w:r>
+              <w:rPr>
+                <w:rFonts w:ascii="Times New Roman" w:cs="Times New Roman" w:eastAsia="Times New Roman" w:hAnsi="Times New Roman"/>
+                <w:b w:val="0"/>
+                <w:bCs w:val="0"/>
+                <w:sz w:val="24"/>
+                <w:szCs w:val="24"/>
+                <w:rtl w:val="0"/>
+              </w:rPr>
+              <w:t xml:space="preserve">allows administrators to declare, monitor, and update active disaster zones. The system records crucial information such as the crisis name, location, severity level, and the assigned source warehouse. Administrators can also update the operational status of these zones to track the progress of relief shipments from pending to resolved, ensuring high-severity zones are prioritized.</w:t>
+            </w:r>
+          </w:p>
+          <w:p>
+            <w:pPr>
+              <w:pStyle w:val="Heading3"/>
+              <w:keepNext w:val="0"/>
+              <w:keepLines w:val="0"/>
+              <w:widowControl w:val="0"/>
+              <w:pBdr>
+                <w:top w:space="0" w:sz="0" w:val="nil"/>
+                <w:left w:space="0" w:sz="0" w:val="nil"/>
+                <w:bottom w:space="0" w:sz="0" w:val="nil"/>
+                <w:right w:space="0" w:sz="0" w:val="nil"/>
+                <w:between w:space="0" w:sz="0" w:val="nil"/>
+              </w:pBdr>
+              <w:shd w:fill="auto" w:val="clear"/>
+              <w:spacing w:after="80" w:before="280" w:line="264.3717384338379" w:lineRule="auto"/>
+              <w:ind w:left="124.51995849609375" w:right="65.107421875" w:firstLine="2.39990234375"/>
+              <w:jc w:val="both"/>
+              <w:rPr>
+                <w:rFonts w:ascii="Times New Roman" w:cs="Times New Roman" w:eastAsia="Times New Roman" w:hAnsi="Times New Roman"/>
+                <w:b w:val="1"/>
+                <w:bCs w:val="1"/>
+                <w:sz w:val="24"/>
+                <w:szCs w:val="24"/>
+              </w:rPr>
+            </w:pPr>
+            <w:bookmarkStart w:colFirst="0" w:colLast="0" w:name="_ul0k2oxbcess" w:id="1"/>
+            <w:bookmarkEnd w:id="1"/>
+            <w:r>
+              <w:rPr>
+                <w:rFonts w:ascii="Times New Roman" w:cs="Times New Roman" w:eastAsia="Times New Roman" w:hAnsi="Times New Roman"/>
+                <w:b w:val="1"/>
+                <w:bCs w:val="1"/>
+                <w:sz w:val="24"/>
+                <w:szCs w:val="24"/>
+                <w:rtl w:val="0"/>
+              </w:rPr>
+              <w:t xml:space="preserve">Main functions:</w:t>
+            </w:r>
+          </w:p>
+          <w:p>
+            <w:pPr>
+              <w:pStyle w:val="Heading3"/>
+              <w:keepNext w:val="0"/>
+              <w:keepLines w:val="0"/>
+              <w:widowControl w:val="0"/>
+              <w:numPr>
+                <w:ilvl w:val="0"/>
+                <w:numId w:val="1"/>
+              </w:numPr>
+              <w:pBdr>
+                <w:top w:space="0" w:sz="0" w:val="nil"/>
+                <w:left w:space="0" w:sz="0" w:val="nil"/>
+                <w:bottom w:space="0" w:sz="0" w:val="nil"/>
+                <w:right w:space="0" w:sz="0" w:val="nil"/>
+                <w:between w:space="0" w:sz="0" w:val="nil"/>
+              </w:pBdr>
+              <w:shd w:fill="auto" w:val="clear"/>
+              <w:spacing w:after="0" w:afterAutospacing="0" w:before="280" w:line="264.3717384338379" w:lineRule="auto"/>
+              <w:ind w:left="720" w:right="65.107421875" w:hanging="360"/>
+              <w:jc w:val="both"/>
+              <w:rPr>
+                <w:rFonts w:ascii="Times New Roman" w:cs="Times New Roman" w:eastAsia="Times New Roman" w:hAnsi="Times New Roman"/>
+                <w:b w:val="0"/>
+                <w:bCs w:val="0"/>
+                <w:sz w:val="24"/>
+                <w:szCs w:val="24"/>
+              </w:rPr>
+            </w:pPr>
+            <w:bookmarkStart w:colFirst="0" w:colLast="0" w:name="_hsjims4t1uam" w:id="2"/>
+            <w:bookmarkEnd w:id="2"/>
+            <w:r>
+              <w:rPr>
+                <w:rFonts w:ascii="Times New Roman" w:cs="Times New Roman" w:eastAsia="Times New Roman" w:hAnsi="Times New Roman"/>
+                <w:b w:val="0"/>
+                <w:bCs w:val="0"/>
+                <w:sz w:val="24"/>
+                <w:szCs w:val="24"/>
+                <w:rtl w:val="0"/>
+              </w:rPr>
+              <w:t xml:space="preserve">Declare and register new disaster zones</w:t>
+            </w:r>
+          </w:p>
+          <w:p>
+            <w:pPr>
+              <w:pStyle w:val="Heading3"/>
+              <w:keepNext w:val="0"/>
+              <w:keepLines w:val="0"/>
+              <w:widowControl w:val="0"/>
+              <w:numPr>
+                <w:ilvl w:val="0"/>
+                <w:numId w:val="1"/>
+              </w:numPr>
+              <w:pBdr>
+                <w:top w:space="0" w:sz="0" w:val="nil"/>
+                <w:left w:space="0" w:sz="0" w:val="nil"/>
+                <w:bottom w:space="0" w:sz="0" w:val="nil"/>
+                <w:right w:space="0" w:sz="0" w:val="nil"/>
+                <w:between w:space="0" w:sz="0" w:val="nil"/>
+              </w:pBdr>
+              <w:shd w:fill="auto" w:val="clear"/>
+              <w:spacing w:after="0" w:afterAutospacing="0" w:before="0" w:beforeAutospacing="0" w:line="264.3717384338379" w:lineRule="auto"/>
+              <w:ind w:left="720" w:right="65.107421875" w:hanging="360"/>
+              <w:jc w:val="both"/>
+              <w:rPr>
+                <w:rFonts w:ascii="Times New Roman" w:cs="Times New Roman" w:eastAsia="Times New Roman" w:hAnsi="Times New Roman"/>
+                <w:b w:val="0"/>
+                <w:bCs w:val="0"/>
+                <w:sz w:val="24"/>
+                <w:szCs w:val="24"/>
+              </w:rPr>
+            </w:pPr>
+            <w:bookmarkStart w:colFirst="0" w:colLast="0" w:name="_uqdt0shy9bcg" w:id="3"/>
+            <w:bookmarkEnd w:id="3"/>
+            <w:r>
+              <w:rPr>
+                <w:rFonts w:ascii="Times New Roman" w:cs="Times New Roman" w:eastAsia="Times New Roman" w:hAnsi="Times New Roman"/>
+                <w:b w:val="0"/>
+                <w:bCs w:val="0"/>
+                <w:sz w:val="24"/>
+                <w:szCs w:val="24"/>
+                <w:rtl w:val="0"/>
+              </w:rPr>
+              <w:t xml:space="preserve">View all active disaster zones ordered by severity</w:t>
+            </w:r>
+          </w:p>
+          <w:p>
+            <w:pPr>
+              <w:pStyle w:val="Heading3"/>
+              <w:keepNext w:val="0"/>
+              <w:keepLines w:val="0"/>
+              <w:widowControl w:val="0"/>
+              <w:numPr>
+                <w:ilvl w:val="0"/>
+                <w:numId w:val="1"/>
+              </w:numPr>
+              <w:pBdr>
+                <w:top w:space="0" w:sz="0" w:val="nil"/>
+                <w:left w:space="0" w:sz="0" w:val="nil"/>
+                <w:bottom w:space="0" w:sz="0" w:val="nil"/>
+                <w:right w:space="0" w:sz="0" w:val="nil"/>
+                <w:between w:space="0" w:sz="0" w:val="nil"/>
+              </w:pBdr>
+              <w:shd w:fill="auto" w:val="clear"/>
+              <w:spacing w:after="0" w:afterAutospacing="0" w:before="0" w:beforeAutospacing="0" w:line="264.3717384338379" w:lineRule="auto"/>
+              <w:ind w:left="720" w:right="65.107421875" w:hanging="360"/>
+              <w:jc w:val="both"/>
+              <w:rPr>
+                <w:rFonts w:ascii="Times New Roman" w:cs="Times New Roman" w:eastAsia="Times New Roman" w:hAnsi="Times New Roman"/>
+                <w:b w:val="0"/>
+                <w:bCs w:val="0"/>
+                <w:sz w:val="24"/>
+                <w:szCs w:val="24"/>
+              </w:rPr>
+            </w:pPr>
+            <w:bookmarkStart w:colFirst="0" w:colLast="0" w:name="_ac3h6kjip1rj" w:id="4"/>
+            <w:bookmarkEnd w:id="4"/>
+            <w:r>
+              <w:rPr>
+                <w:rFonts w:ascii="Times New Roman" w:cs="Times New Roman" w:eastAsia="Times New Roman" w:hAnsi="Times New Roman"/>
+                <w:b w:val="0"/>
+                <w:bCs w:val="0"/>
+                <w:sz w:val="24"/>
+                <w:szCs w:val="24"/>
+                <w:rtl w:val="0"/>
+              </w:rPr>
+              <w:t xml:space="preserve">Assign a specific source warehouse to a disaster zone</w:t>
+            </w:r>
+          </w:p>
+          <w:p>
+            <w:pPr>
+              <w:pStyle w:val="Heading3"/>
+              <w:keepNext w:val="0"/>
+              <w:keepLines w:val="0"/>
+              <w:widowControl w:val="0"/>
+              <w:numPr>
+                <w:ilvl w:val="0"/>
+                <w:numId w:val="1"/>
+              </w:numPr>
+              <w:pBdr>
+                <w:top w:space="0" w:sz="0" w:val="nil"/>
+                <w:left w:space="0" w:sz="0" w:val="nil"/>
+                <w:bottom w:space="0" w:sz="0" w:val="nil"/>
+                <w:right w:space="0" w:sz="0" w:val="nil"/>
+                <w:between w:space="0" w:sz="0" w:val="nil"/>
+              </w:pBdr>
+              <w:shd w:fill="auto" w:val="clear"/>
+              <w:spacing w:after="80" w:before="0" w:beforeAutospacing="0" w:line="264.3717384338379" w:lineRule="auto"/>
+              <w:ind w:left="720" w:right="65.107421875" w:hanging="360"/>
+              <w:jc w:val="both"/>
+              <w:rPr>
+                <w:rFonts w:ascii="Times New Roman" w:cs="Times New Roman" w:eastAsia="Times New Roman" w:hAnsi="Times New Roman"/>
+                <w:b w:val="0"/>
+                <w:bCs w:val="0"/>
+                <w:sz w:val="24"/>
+                <w:szCs w:val="24"/>
+              </w:rPr>
+            </w:pPr>
+            <w:bookmarkStart w:colFirst="0" w:colLast="0" w:name="_qe8ooblubd2s" w:id="5"/>
+            <w:bookmarkEnd w:id="5"/>
+            <w:r>
+              <w:rPr>
+                <w:rFonts w:ascii="Times New Roman" w:cs="Times New Roman" w:eastAsia="Times New Roman" w:hAnsi="Times New Roman"/>
+                <w:b w:val="0"/>
+                <w:bCs w:val="0"/>
+                <w:sz w:val="24"/>
+                <w:szCs w:val="24"/>
+                <w:rtl w:val="0"/>
+              </w:rPr>
+              <w:t xml:space="preserve">Update the shipment and operational status of disaster zones</w:t>
+            </w:r>
+            <w:r>
+              <w:rPr>
+                <w:rtl w:val="0"/>
+              </w:rPr>
             </w:r>
           </w:p>
           <w:p>
@@ -3512,38 +4026,14 @@
               <w:jc w:val="left"/>
               <w:rPr>
                 <w:rFonts w:ascii="Times New Roman" w:cs="Times New Roman" w:eastAsia="Times New Roman" w:hAnsi="Times New Roman"/>
-                <w:b w:val="0"/>
-                <w:bCs w:val="0"/>
-                <w:i w:val="0"/>
-                <w:iCs w:val="0"/>
-                <w:smallCaps w:val="0"/>
-                <w:strike w:val="0"/>
-                <w:color w:val="000000"/>
-                <w:sz w:val="24"/>
-                <w:szCs w:val="24"/>
-                <w:u w:val="none"/>
-                <w:shd w:fill="auto" w:val="clear"/>
-                <w:vertAlign w:val="baseline"/>
-              </w:rPr>
-            </w:pPr>
-            <w:r>
-              <w:rPr>
-                <w:rFonts w:ascii="Times New Roman" w:cs="Times New Roman" w:eastAsia="Times New Roman" w:hAnsi="Times New Roman"/>
-                <w:b w:val="0"/>
-                <w:bCs w:val="0"/>
-                <w:i w:val="0"/>
-                <w:iCs w:val="0"/>
-                <w:smallCaps w:val="0"/>
-                <w:strike w:val="0"/>
-                <w:color w:val="000000"/>
-                <w:sz w:val="24"/>
-                <w:szCs w:val="24"/>
-                <w:u w:val="none"/>
-                <w:shd w:fill="auto" w:val="clear"/>
-                <w:vertAlign w:val="baseline"/>
-                <w:rtl w:val="0"/>
-              </w:rPr>
-              <w:t xml:space="preserve">monitors inventory stock and automatically identifies items that need restocking after the quantity falls below a certain threshold.</w:t>
+                <w:sz w:val="24"/>
+                <w:szCs w:val="24"/>
+              </w:rPr>
+            </w:pPr>
+            <w:r>
+              <w:rPr>
+                <w:rtl w:val="0"/>
+              </w:rPr>
             </w:r>
           </w:p>
         </w:tc>
@@ -3706,21 +4196,16 @@
             <w:r>
               <w:rPr>
                 <w:rFonts w:ascii="Times New Roman" w:cs="Times New Roman" w:eastAsia="Times New Roman" w:hAnsi="Times New Roman"/>
-                <w:b w:val="0"/>
-                <w:bCs w:val="0"/>
-                <w:i w:val="0"/>
-                <w:iCs w:val="0"/>
-                <w:smallCaps w:val="0"/>
-                <w:strike w:val="0"/>
-                <w:color w:val="000000"/>
-                <w:sz w:val="24"/>
-                <w:szCs w:val="24"/>
-                <w:u w:val="none"/>
-                <w:shd w:fill="auto" w:val="clear"/>
-                <w:vertAlign w:val="baseline"/>
-                <w:rtl w:val="0"/>
-              </w:rPr>
-              <w:t xml:space="preserve">2 </w:t>
+                <w:sz w:val="24"/>
+                <w:szCs w:val="24"/>
+                <w:rtl w:val="0"/>
+              </w:rPr>
+              <w:t xml:space="preserve">Aryan</w:t>
+            </w:r>
+            <w:r>
+              <w:rPr>
+                <w:rtl w:val="0"/>
+              </w:rPr>
             </w:r>
           </w:p>
         </w:tc>
@@ -3737,74 +4222,251 @@
           </w:tcPr>
           <w:p>
             <w:pPr>
+              <w:pStyle w:val="Heading3"/>
               <w:keepNext w:val="0"/>
               <w:keepLines w:val="0"/>
-              <w:pageBreakBefore w:val="0"/>
-              <w:widowControl w:val="0"/>
-              <w:pBdr>
-                <w:top w:space="0" w:sz="0" w:val="nil"/>
-                <w:left w:space="0" w:sz="0" w:val="nil"/>
-                <w:bottom w:space="0" w:sz="0" w:val="nil"/>
-                <w:right w:space="0" w:sz="0" w:val="nil"/>
-                <w:between w:space="0" w:sz="0" w:val="nil"/>
-              </w:pBdr>
-              <w:shd w:fill="auto" w:val="clear"/>
-              <w:spacing w:after="0" w:before="0" w:line="264.3717384338379" w:lineRule="auto"/>
-              <w:ind w:left="126.91986083984375" w:right="57.564697265625" w:firstLine="1.20025634765625"/>
+              <w:widowControl w:val="0"/>
+              <w:spacing w:line="264.3717384338379" w:lineRule="auto"/>
+              <w:ind w:left="124.51995849609375" w:right="65.107421875" w:firstLine="2.39990234375"/>
               <w:jc w:val="both"/>
               <w:rPr>
                 <w:rFonts w:ascii="Times New Roman" w:cs="Times New Roman" w:eastAsia="Times New Roman" w:hAnsi="Times New Roman"/>
                 <w:b w:val="0"/>
                 <w:bCs w:val="0"/>
-                <w:i w:val="0"/>
-                <w:iCs w:val="0"/>
-                <w:smallCaps w:val="0"/>
-                <w:strike w:val="0"/>
-                <w:color w:val="000000"/>
-                <w:sz w:val="24"/>
-                <w:szCs w:val="24"/>
-                <w:u w:val="none"/>
-                <w:shd w:fill="auto" w:val="clear"/>
-                <w:vertAlign w:val="baseline"/>
-              </w:rPr>
-            </w:pPr>
-            <w:r>
-              <w:rPr>
-                <w:rFonts w:ascii="Times New Roman" w:cs="Times New Roman" w:eastAsia="Times New Roman" w:hAnsi="Times New Roman"/>
-                <w:b w:val="1"/>
-                <w:bCs w:val="1"/>
-                <w:i w:val="0"/>
-                <w:iCs w:val="0"/>
-                <w:smallCaps w:val="0"/>
-                <w:strike w:val="0"/>
-                <w:color w:val="000000"/>
-                <w:sz w:val="24"/>
-                <w:szCs w:val="24"/>
-                <w:u w:val="none"/>
-                <w:shd w:fill="auto" w:val="clear"/>
-                <w:vertAlign w:val="baseline"/>
-                <w:rtl w:val="0"/>
-              </w:rPr>
-              <w:t xml:space="preserve">Disaster Zone &amp; Relief Shipment Tracking: </w:t>
-            </w:r>
-            <w:r>
-              <w:rPr>
-                <w:rFonts w:ascii="Times New Roman" w:cs="Times New Roman" w:eastAsia="Times New Roman" w:hAnsi="Times New Roman"/>
-                <w:b w:val="0"/>
-                <w:bCs w:val="0"/>
-                <w:i w:val="0"/>
-                <w:iCs w:val="0"/>
-                <w:smallCaps w:val="0"/>
-                <w:strike w:val="0"/>
-                <w:color w:val="000000"/>
-                <w:sz w:val="24"/>
-                <w:szCs w:val="24"/>
-                <w:u w:val="none"/>
-                <w:shd w:fill="auto" w:val="clear"/>
-                <w:vertAlign w:val="baseline"/>
-                <w:rtl w:val="0"/>
-              </w:rPr>
-              <w:t xml:space="preserve">The system records and tracks the shipment of relief supplies from warehouses to disaster zones. Dispatch timestamps and shipment details are maintained to ensure timely delivery of essential resources. Admins can create, update, and monitor disaster zones by maintaining information such as location, severity level, and current status.</w:t>
+                <w:sz w:val="24"/>
+                <w:szCs w:val="24"/>
+              </w:rPr>
+            </w:pPr>
+            <w:bookmarkStart w:colFirst="0" w:colLast="0" w:name="_cbuztyt2x4em" w:id="6"/>
+            <w:bookmarkEnd w:id="6"/>
+            <w:r>
+              <w:rPr>
+                <w:rFonts w:ascii="Times New Roman" w:cs="Times New Roman" w:eastAsia="Times New Roman" w:hAnsi="Times New Roman"/>
+                <w:sz w:val="26"/>
+                <w:szCs w:val="26"/>
+                <w:rtl w:val="0"/>
+              </w:rPr>
+              <w:t xml:space="preserve">Relief Shipment Dispatcher:</w:t>
+            </w:r>
+            <w:r>
+              <w:rPr>
+                <w:rFonts w:ascii="Times New Roman" w:cs="Times New Roman" w:eastAsia="Times New Roman" w:hAnsi="Times New Roman"/>
+                <w:b w:val="0"/>
+                <w:bCs w:val="0"/>
+                <w:sz w:val="24"/>
+                <w:szCs w:val="24"/>
+                <w:rtl w:val="0"/>
+              </w:rPr>
+              <w:t xml:space="preserve"> connects inventory warehouses to active disaster zones by allowing administrators to dispatch relief supplies. The system checks warehouse availability, dynamically deducts dispatched quantities from inventory, records a permanent itemized shipment log, and automatically updates the disaster zone's status to 'Dispatched'.</w:t>
+            </w:r>
+          </w:p>
+          <w:p>
+            <w:pPr>
+              <w:pStyle w:val="Heading3"/>
+              <w:keepNext w:val="0"/>
+              <w:keepLines w:val="0"/>
+              <w:widowControl w:val="0"/>
+              <w:spacing w:line="264.3717384338379" w:lineRule="auto"/>
+              <w:ind w:left="124.51995849609375" w:right="65.107421875" w:firstLine="2.39990234375"/>
+              <w:jc w:val="both"/>
+              <w:rPr>
+                <w:rFonts w:ascii="Times New Roman" w:cs="Times New Roman" w:eastAsia="Times New Roman" w:hAnsi="Times New Roman"/>
+                <w:sz w:val="24"/>
+                <w:szCs w:val="24"/>
+              </w:rPr>
+            </w:pPr>
+            <w:bookmarkStart w:colFirst="0" w:colLast="0" w:name="_vi9h4888dlyl" w:id="7"/>
+            <w:bookmarkEnd w:id="7"/>
+            <w:r>
+              <w:rPr>
+                <w:rFonts w:ascii="Times New Roman" w:cs="Times New Roman" w:eastAsia="Times New Roman" w:hAnsi="Times New Roman"/>
+                <w:sz w:val="24"/>
+                <w:szCs w:val="24"/>
+                <w:rtl w:val="0"/>
+              </w:rPr>
+              <w:t xml:space="preserve">Main functions:</w:t>
+            </w:r>
+          </w:p>
+          <w:p>
+            <w:pPr>
+              <w:pStyle w:val="Heading3"/>
+              <w:keepNext w:val="0"/>
+              <w:keepLines w:val="0"/>
+              <w:widowControl w:val="0"/>
+              <w:numPr>
+                <w:ilvl w:val="0"/>
+                <w:numId w:val="1"/>
+              </w:numPr>
+              <w:spacing w:after="0" w:afterAutospacing="0" w:line="264.3717384338379" w:lineRule="auto"/>
+              <w:ind w:left="720" w:right="65.107421875" w:hanging="360"/>
+              <w:jc w:val="both"/>
+              <w:rPr>
+                <w:rFonts w:ascii="Times New Roman" w:cs="Times New Roman" w:eastAsia="Times New Roman" w:hAnsi="Times New Roman"/>
+                <w:sz w:val="24"/>
+                <w:szCs w:val="24"/>
+              </w:rPr>
+            </w:pPr>
+            <w:bookmarkStart w:colFirst="0" w:colLast="0" w:name="_dq6cjlts6btx" w:id="8"/>
+            <w:bookmarkEnd w:id="8"/>
+            <w:r>
+              <w:rPr>
+                <w:rFonts w:ascii="Times New Roman" w:cs="Times New Roman" w:eastAsia="Times New Roman" w:hAnsi="Times New Roman"/>
+                <w:b w:val="0"/>
+                <w:bCs w:val="0"/>
+                <w:sz w:val="24"/>
+                <w:szCs w:val="24"/>
+                <w:rtl w:val="0"/>
+              </w:rPr>
+              <w:t xml:space="preserve">View available items in the assigned warehouse</w:t>
+            </w:r>
+          </w:p>
+          <w:p>
+            <w:pPr>
+              <w:pStyle w:val="Heading3"/>
+              <w:keepNext w:val="0"/>
+              <w:keepLines w:val="0"/>
+              <w:widowControl w:val="0"/>
+              <w:numPr>
+                <w:ilvl w:val="0"/>
+                <w:numId w:val="1"/>
+              </w:numPr>
+              <w:spacing w:after="0" w:afterAutospacing="0" w:before="0" w:beforeAutospacing="0" w:line="264.3717384338379" w:lineRule="auto"/>
+              <w:ind w:left="720" w:right="65.107421875" w:hanging="360"/>
+              <w:jc w:val="both"/>
+              <w:rPr>
+                <w:rFonts w:ascii="Times New Roman" w:cs="Times New Roman" w:eastAsia="Times New Roman" w:hAnsi="Times New Roman"/>
+                <w:sz w:val="24"/>
+                <w:szCs w:val="24"/>
+              </w:rPr>
+            </w:pPr>
+            <w:bookmarkStart w:colFirst="0" w:colLast="0" w:name="_2afkvhfp6bat" w:id="9"/>
+            <w:bookmarkEnd w:id="9"/>
+            <w:r>
+              <w:rPr>
+                <w:rFonts w:ascii="Times New Roman" w:cs="Times New Roman" w:eastAsia="Times New Roman" w:hAnsi="Times New Roman"/>
+                <w:b w:val="0"/>
+                <w:bCs w:val="0"/>
+                <w:sz w:val="24"/>
+                <w:szCs w:val="24"/>
+                <w:rtl w:val="0"/>
+              </w:rPr>
+              <w:t xml:space="preserve">Validate stock quantities before dispatch</w:t>
+            </w:r>
+          </w:p>
+          <w:p>
+            <w:pPr>
+              <w:pStyle w:val="Heading3"/>
+              <w:keepNext w:val="0"/>
+              <w:keepLines w:val="0"/>
+              <w:widowControl w:val="0"/>
+              <w:numPr>
+                <w:ilvl w:val="0"/>
+                <w:numId w:val="1"/>
+              </w:numPr>
+              <w:spacing w:after="0" w:afterAutospacing="0" w:before="0" w:beforeAutospacing="0" w:line="264.3717384338379" w:lineRule="auto"/>
+              <w:ind w:left="720" w:right="65.107421875" w:hanging="360"/>
+              <w:jc w:val="both"/>
+              <w:rPr>
+                <w:rFonts w:ascii="Times New Roman" w:cs="Times New Roman" w:eastAsia="Times New Roman" w:hAnsi="Times New Roman"/>
+                <w:sz w:val="24"/>
+                <w:szCs w:val="24"/>
+              </w:rPr>
+            </w:pPr>
+            <w:bookmarkStart w:colFirst="0" w:colLast="0" w:name="_8oxpvmzfv4jx" w:id="10"/>
+            <w:bookmarkEnd w:id="10"/>
+            <w:r>
+              <w:rPr>
+                <w:rFonts w:ascii="Times New Roman" w:cs="Times New Roman" w:eastAsia="Times New Roman" w:hAnsi="Times New Roman"/>
+                <w:b w:val="0"/>
+                <w:bCs w:val="0"/>
+                <w:sz w:val="24"/>
+                <w:szCs w:val="24"/>
+                <w:rtl w:val="0"/>
+              </w:rPr>
+              <w:t xml:space="preserve">Deduct inventory stock dynamically</w:t>
+            </w:r>
+          </w:p>
+          <w:p>
+            <w:pPr>
+              <w:pStyle w:val="Heading3"/>
+              <w:keepNext w:val="0"/>
+              <w:keepLines w:val="0"/>
+              <w:widowControl w:val="0"/>
+              <w:numPr>
+                <w:ilvl w:val="0"/>
+                <w:numId w:val="1"/>
+              </w:numPr>
+              <w:spacing w:after="0" w:afterAutospacing="0" w:before="0" w:beforeAutospacing="0" w:line="264.3717384338379" w:lineRule="auto"/>
+              <w:ind w:left="720" w:right="65.107421875" w:hanging="360"/>
+              <w:jc w:val="both"/>
+              <w:rPr>
+                <w:rFonts w:ascii="Times New Roman" w:cs="Times New Roman" w:eastAsia="Times New Roman" w:hAnsi="Times New Roman"/>
+                <w:sz w:val="24"/>
+                <w:szCs w:val="24"/>
+              </w:rPr>
+            </w:pPr>
+            <w:bookmarkStart w:colFirst="0" w:colLast="0" w:name="_ay9vmkmv5y0r" w:id="11"/>
+            <w:bookmarkEnd w:id="11"/>
+            <w:r>
+              <w:rPr>
+                <w:rFonts w:ascii="Times New Roman" w:cs="Times New Roman" w:eastAsia="Times New Roman" w:hAnsi="Times New Roman"/>
+                <w:b w:val="0"/>
+                <w:bCs w:val="0"/>
+                <w:sz w:val="24"/>
+                <w:szCs w:val="24"/>
+                <w:rtl w:val="0"/>
+              </w:rPr>
+              <w:t xml:space="preserve">Record each dispatch event (item, zone, quantity, admin, timestamp) in a persistent shipment log</w:t>
+            </w:r>
+          </w:p>
+          <w:p>
+            <w:pPr>
+              <w:pStyle w:val="Heading3"/>
+              <w:keepNext w:val="0"/>
+              <w:keepLines w:val="0"/>
+              <w:widowControl w:val="0"/>
+              <w:numPr>
+                <w:ilvl w:val="0"/>
+                <w:numId w:val="1"/>
+              </w:numPr>
+              <w:spacing w:before="0" w:beforeAutospacing="0" w:line="264.3717384338379" w:lineRule="auto"/>
+              <w:ind w:left="720" w:right="65.107421875" w:hanging="360"/>
+              <w:jc w:val="both"/>
+              <w:rPr>
+                <w:rFonts w:ascii="Times New Roman" w:cs="Times New Roman" w:eastAsia="Times New Roman" w:hAnsi="Times New Roman"/>
+                <w:sz w:val="24"/>
+                <w:szCs w:val="24"/>
+              </w:rPr>
+            </w:pPr>
+            <w:bookmarkStart w:colFirst="0" w:colLast="0" w:name="_8wpjk1dni9dn" w:id="12"/>
+            <w:bookmarkEnd w:id="12"/>
+            <w:r>
+              <w:rPr>
+                <w:rFonts w:ascii="Times New Roman" w:cs="Times New Roman" w:eastAsia="Times New Roman" w:hAnsi="Times New Roman"/>
+                <w:b w:val="0"/>
+                <w:bCs w:val="0"/>
+                <w:sz w:val="24"/>
+                <w:szCs w:val="24"/>
+                <w:rtl w:val="0"/>
+              </w:rPr>
+              <w:t xml:space="preserve">Auto-update disaster zone status</w:t>
+            </w:r>
+          </w:p>
+          <w:p>
+            <w:pPr>
+              <w:widowControl w:val="0"/>
+              <w:spacing w:before="12.92144775390625" w:line="264.3717384338379" w:lineRule="auto"/>
+              <w:ind w:left="231.44012451171875" w:right="161.968994140625" w:firstLine="0.479736328125"/>
+              <w:rPr>
+                <w:rFonts w:ascii="Times New Roman" w:cs="Times New Roman" w:eastAsia="Times New Roman" w:hAnsi="Times New Roman"/>
+                <w:sz w:val="24"/>
+                <w:szCs w:val="24"/>
+              </w:rPr>
+            </w:pPr>
+            <w:r>
+              <w:rPr>
+                <w:rtl w:val="0"/>
+              </w:rPr>
             </w:r>
           </w:p>
         </w:tc>
@@ -3862,21 +4524,16 @@
             <w:r>
               <w:rPr>
                 <w:rFonts w:ascii="Times New Roman" w:cs="Times New Roman" w:eastAsia="Times New Roman" w:hAnsi="Times New Roman"/>
-                <w:b w:val="0"/>
-                <w:bCs w:val="0"/>
-                <w:i w:val="0"/>
-                <w:iCs w:val="0"/>
-                <w:smallCaps w:val="0"/>
-                <w:strike w:val="0"/>
-                <w:color w:val="000000"/>
-                <w:sz w:val="24"/>
-                <w:szCs w:val="24"/>
-                <w:u w:val="none"/>
-                <w:shd w:fill="auto" w:val="clear"/>
-                <w:vertAlign w:val="baseline"/>
-                <w:rtl w:val="0"/>
-              </w:rPr>
-              <w:t xml:space="preserve">3 </w:t>
+                <w:sz w:val="24"/>
+                <w:szCs w:val="24"/>
+                <w:rtl w:val="0"/>
+              </w:rPr>
+              <w:t xml:space="preserve">Aryan</w:t>
+            </w:r>
+            <w:r>
+              <w:rPr>
+                <w:rtl w:val="0"/>
+              </w:rPr>
             </w:r>
           </w:p>
         </w:tc>
@@ -3893,74 +4550,251 @@
           </w:tcPr>
           <w:p>
             <w:pPr>
+              <w:pStyle w:val="Heading3"/>
               <w:keepNext w:val="0"/>
               <w:keepLines w:val="0"/>
-              <w:pageBreakBefore w:val="0"/>
-              <w:widowControl w:val="0"/>
-              <w:pBdr>
-                <w:top w:space="0" w:sz="0" w:val="nil"/>
-                <w:left w:space="0" w:sz="0" w:val="nil"/>
-                <w:bottom w:space="0" w:sz="0" w:val="nil"/>
-                <w:right w:space="0" w:sz="0" w:val="nil"/>
-                <w:between w:space="0" w:sz="0" w:val="nil"/>
-              </w:pBdr>
-              <w:shd w:fill="auto" w:val="clear"/>
-              <w:spacing w:after="0" w:before="0" w:line="264.3717384338379" w:lineRule="auto"/>
-              <w:ind w:left="125.2398681640625" w:right="56.8994140625" w:firstLine="4.56024169921875"/>
+              <w:widowControl w:val="0"/>
+              <w:spacing w:line="264.3717384338379" w:lineRule="auto"/>
+              <w:ind w:left="124.51995849609375" w:right="65.107421875" w:firstLine="2.39990234375"/>
               <w:jc w:val="both"/>
               <w:rPr>
                 <w:rFonts w:ascii="Times New Roman" w:cs="Times New Roman" w:eastAsia="Times New Roman" w:hAnsi="Times New Roman"/>
                 <w:b w:val="0"/>
                 <w:bCs w:val="0"/>
-                <w:i w:val="0"/>
-                <w:iCs w:val="0"/>
-                <w:smallCaps w:val="0"/>
-                <w:strike w:val="0"/>
-                <w:color w:val="000000"/>
-                <w:sz w:val="24"/>
-                <w:szCs w:val="24"/>
-                <w:u w:val="none"/>
-                <w:shd w:fill="auto" w:val="clear"/>
-                <w:vertAlign w:val="baseline"/>
-              </w:rPr>
-            </w:pPr>
-            <w:r>
-              <w:rPr>
-                <w:rFonts w:ascii="Times New Roman" w:cs="Times New Roman" w:eastAsia="Times New Roman" w:hAnsi="Times New Roman"/>
-                <w:b w:val="1"/>
-                <w:bCs w:val="1"/>
-                <w:i w:val="0"/>
-                <w:iCs w:val="0"/>
-                <w:smallCaps w:val="0"/>
-                <w:strike w:val="0"/>
-                <w:color w:val="000000"/>
-                <w:sz w:val="24"/>
-                <w:szCs w:val="24"/>
-                <w:u w:val="none"/>
-                <w:shd w:fill="auto" w:val="clear"/>
-                <w:vertAlign w:val="baseline"/>
-                <w:rtl w:val="0"/>
-              </w:rPr>
-              <w:t xml:space="preserve">Expiry Date Auditor: </w:t>
-            </w:r>
-            <w:r>
-              <w:rPr>
-                <w:rFonts w:ascii="Times New Roman" w:cs="Times New Roman" w:eastAsia="Times New Roman" w:hAnsi="Times New Roman"/>
-                <w:b w:val="0"/>
-                <w:bCs w:val="0"/>
-                <w:i w:val="0"/>
-                <w:iCs w:val="0"/>
-                <w:smallCaps w:val="0"/>
-                <w:strike w:val="0"/>
-                <w:color w:val="000000"/>
-                <w:sz w:val="24"/>
-                <w:szCs w:val="24"/>
-                <w:u w:val="none"/>
-                <w:shd w:fill="auto" w:val="clear"/>
-                <w:vertAlign w:val="baseline"/>
-                <w:rtl w:val="0"/>
-              </w:rPr>
-              <w:t xml:space="preserve">The system monitors the expiration dates of relief supplies and calculates the remaining days before expiry. Expiring items are flagged so they can be prioritized for distribution or replaced before becoming unusable.</w:t>
+                <w:sz w:val="24"/>
+                <w:szCs w:val="24"/>
+              </w:rPr>
+            </w:pPr>
+            <w:bookmarkStart w:colFirst="0" w:colLast="0" w:name="_h9syfq2225hn" w:id="13"/>
+            <w:bookmarkEnd w:id="13"/>
+            <w:r>
+              <w:rPr>
+                <w:rFonts w:ascii="Times New Roman" w:cs="Times New Roman" w:eastAsia="Times New Roman" w:hAnsi="Times New Roman"/>
+                <w:sz w:val="26"/>
+                <w:szCs w:val="26"/>
+                <w:rtl w:val="0"/>
+              </w:rPr>
+              <w:t xml:space="preserve">Live Disaster Zone Analytics &amp; Resource Report:</w:t>
+            </w:r>
+            <w:r>
+              <w:rPr>
+                <w:rFonts w:ascii="Times New Roman" w:cs="Times New Roman" w:eastAsia="Times New Roman" w:hAnsi="Times New Roman"/>
+                <w:b w:val="0"/>
+                <w:bCs w:val="0"/>
+                <w:sz w:val="24"/>
+                <w:szCs w:val="24"/>
+                <w:rtl w:val="0"/>
+              </w:rPr>
+              <w:t xml:space="preserve"> provides administrators with a real-time analytical overview of all crisis zones: active volunteer headcount, live accumulated hours, and total relief supplies dispatched, all prioritized by severity.</w:t>
+            </w:r>
+          </w:p>
+          <w:p>
+            <w:pPr>
+              <w:pStyle w:val="Heading3"/>
+              <w:keepNext w:val="0"/>
+              <w:keepLines w:val="0"/>
+              <w:widowControl w:val="0"/>
+              <w:spacing w:line="264.3717384338379" w:lineRule="auto"/>
+              <w:ind w:left="124.51995849609375" w:right="65.107421875" w:firstLine="2.39990234375"/>
+              <w:jc w:val="both"/>
+              <w:rPr>
+                <w:rFonts w:ascii="Times New Roman" w:cs="Times New Roman" w:eastAsia="Times New Roman" w:hAnsi="Times New Roman"/>
+                <w:sz w:val="24"/>
+                <w:szCs w:val="24"/>
+              </w:rPr>
+            </w:pPr>
+            <w:bookmarkStart w:colFirst="0" w:colLast="0" w:name="_fcl2i1eynjp4" w:id="14"/>
+            <w:bookmarkEnd w:id="14"/>
+            <w:r>
+              <w:rPr>
+                <w:rFonts w:ascii="Times New Roman" w:cs="Times New Roman" w:eastAsia="Times New Roman" w:hAnsi="Times New Roman"/>
+                <w:sz w:val="24"/>
+                <w:szCs w:val="24"/>
+                <w:rtl w:val="0"/>
+              </w:rPr>
+              <w:t xml:space="preserve">Main functions:</w:t>
+            </w:r>
+          </w:p>
+          <w:p>
+            <w:pPr>
+              <w:pStyle w:val="Heading3"/>
+              <w:keepNext w:val="0"/>
+              <w:keepLines w:val="0"/>
+              <w:widowControl w:val="0"/>
+              <w:numPr>
+                <w:ilvl w:val="0"/>
+                <w:numId w:val="1"/>
+              </w:numPr>
+              <w:spacing w:after="0" w:afterAutospacing="0" w:line="264.3717384338379" w:lineRule="auto"/>
+              <w:ind w:left="720" w:right="65.107421875" w:hanging="360"/>
+              <w:jc w:val="both"/>
+              <w:rPr>
+                <w:rFonts w:ascii="Times New Roman" w:cs="Times New Roman" w:eastAsia="Times New Roman" w:hAnsi="Times New Roman"/>
+                <w:sz w:val="24"/>
+                <w:szCs w:val="24"/>
+              </w:rPr>
+            </w:pPr>
+            <w:bookmarkStart w:colFirst="0" w:colLast="0" w:name="_ozc4b6eb1sce" w:id="15"/>
+            <w:bookmarkEnd w:id="15"/>
+            <w:r>
+              <w:rPr>
+                <w:rFonts w:ascii="Times New Roman" w:cs="Times New Roman" w:eastAsia="Times New Roman" w:hAnsi="Times New Roman"/>
+                <w:b w:val="0"/>
+                <w:bCs w:val="0"/>
+                <w:sz w:val="24"/>
+                <w:szCs w:val="24"/>
+                <w:rtl w:val="0"/>
+              </w:rPr>
+              <w:t xml:space="preserve">View centralized analytics for all disaster zones</w:t>
+            </w:r>
+          </w:p>
+          <w:p>
+            <w:pPr>
+              <w:pStyle w:val="Heading3"/>
+              <w:keepNext w:val="0"/>
+              <w:keepLines w:val="0"/>
+              <w:widowControl w:val="0"/>
+              <w:numPr>
+                <w:ilvl w:val="0"/>
+                <w:numId w:val="1"/>
+              </w:numPr>
+              <w:spacing w:after="0" w:afterAutospacing="0" w:before="0" w:beforeAutospacing="0" w:line="264.3717384338379" w:lineRule="auto"/>
+              <w:ind w:left="720" w:right="65.107421875" w:hanging="360"/>
+              <w:jc w:val="both"/>
+              <w:rPr>
+                <w:rFonts w:ascii="Times New Roman" w:cs="Times New Roman" w:eastAsia="Times New Roman" w:hAnsi="Times New Roman"/>
+                <w:sz w:val="24"/>
+                <w:szCs w:val="24"/>
+              </w:rPr>
+            </w:pPr>
+            <w:bookmarkStart w:colFirst="0" w:colLast="0" w:name="_19mg194mio73" w:id="16"/>
+            <w:bookmarkEnd w:id="16"/>
+            <w:r>
+              <w:rPr>
+                <w:rFonts w:ascii="Times New Roman" w:cs="Times New Roman" w:eastAsia="Times New Roman" w:hAnsi="Times New Roman"/>
+                <w:b w:val="0"/>
+                <w:bCs w:val="0"/>
+                <w:sz w:val="24"/>
+                <w:szCs w:val="24"/>
+                <w:rtl w:val="0"/>
+              </w:rPr>
+              <w:t xml:space="preserve">Count active personnel deployed per zone</w:t>
+            </w:r>
+          </w:p>
+          <w:p>
+            <w:pPr>
+              <w:pStyle w:val="Heading3"/>
+              <w:keepNext w:val="0"/>
+              <w:keepLines w:val="0"/>
+              <w:widowControl w:val="0"/>
+              <w:numPr>
+                <w:ilvl w:val="0"/>
+                <w:numId w:val="1"/>
+              </w:numPr>
+              <w:spacing w:after="0" w:afterAutospacing="0" w:before="0" w:beforeAutospacing="0" w:line="264.3717384338379" w:lineRule="auto"/>
+              <w:ind w:left="720" w:right="65.107421875" w:hanging="360"/>
+              <w:jc w:val="both"/>
+              <w:rPr>
+                <w:rFonts w:ascii="Times New Roman" w:cs="Times New Roman" w:eastAsia="Times New Roman" w:hAnsi="Times New Roman"/>
+                <w:sz w:val="24"/>
+                <w:szCs w:val="24"/>
+              </w:rPr>
+            </w:pPr>
+            <w:bookmarkStart w:colFirst="0" w:colLast="0" w:name="_qkra2n5dqc7i" w:id="17"/>
+            <w:bookmarkEnd w:id="17"/>
+            <w:r>
+              <w:rPr>
+                <w:rFonts w:ascii="Times New Roman" w:cs="Times New Roman" w:eastAsia="Times New Roman" w:hAnsi="Times New Roman"/>
+                <w:b w:val="0"/>
+                <w:bCs w:val="0"/>
+                <w:sz w:val="24"/>
+                <w:szCs w:val="24"/>
+                <w:rtl w:val="0"/>
+              </w:rPr>
+              <w:t xml:space="preserve">Calculate live running totals of volunteer hours</w:t>
+            </w:r>
+          </w:p>
+          <w:p>
+            <w:pPr>
+              <w:pStyle w:val="Heading3"/>
+              <w:keepNext w:val="0"/>
+              <w:keepLines w:val="0"/>
+              <w:widowControl w:val="0"/>
+              <w:numPr>
+                <w:ilvl w:val="0"/>
+                <w:numId w:val="1"/>
+              </w:numPr>
+              <w:spacing w:after="0" w:afterAutospacing="0" w:before="0" w:beforeAutospacing="0" w:line="264.3717384338379" w:lineRule="auto"/>
+              <w:ind w:left="720" w:right="65.107421875" w:hanging="360"/>
+              <w:jc w:val="both"/>
+              <w:rPr>
+                <w:rFonts w:ascii="Times New Roman" w:cs="Times New Roman" w:eastAsia="Times New Roman" w:hAnsi="Times New Roman"/>
+                <w:sz w:val="24"/>
+                <w:szCs w:val="24"/>
+              </w:rPr>
+            </w:pPr>
+            <w:bookmarkStart w:colFirst="0" w:colLast="0" w:name="_l1jaaz1qm4bu" w:id="18"/>
+            <w:bookmarkEnd w:id="18"/>
+            <w:r>
+              <w:rPr>
+                <w:rFonts w:ascii="Times New Roman" w:cs="Times New Roman" w:eastAsia="Times New Roman" w:hAnsi="Times New Roman"/>
+                <w:b w:val="0"/>
+                <w:bCs w:val="0"/>
+                <w:sz w:val="24"/>
+                <w:szCs w:val="24"/>
+                <w:rtl w:val="0"/>
+              </w:rPr>
+              <w:t xml:space="preserve">Summarize total supplies dispatched per zone</w:t>
+            </w:r>
+          </w:p>
+          <w:p>
+            <w:pPr>
+              <w:pStyle w:val="Heading3"/>
+              <w:keepNext w:val="0"/>
+              <w:keepLines w:val="0"/>
+              <w:widowControl w:val="0"/>
+              <w:numPr>
+                <w:ilvl w:val="0"/>
+                <w:numId w:val="1"/>
+              </w:numPr>
+              <w:spacing w:before="0" w:beforeAutospacing="0" w:line="264.3717384338379" w:lineRule="auto"/>
+              <w:ind w:left="720" w:right="65.107421875" w:hanging="360"/>
+              <w:jc w:val="both"/>
+              <w:rPr>
+                <w:rFonts w:ascii="Times New Roman" w:cs="Times New Roman" w:eastAsia="Times New Roman" w:hAnsi="Times New Roman"/>
+                <w:sz w:val="24"/>
+                <w:szCs w:val="24"/>
+              </w:rPr>
+            </w:pPr>
+            <w:bookmarkStart w:colFirst="0" w:colLast="0" w:name="_qrv8x7qm5975" w:id="19"/>
+            <w:bookmarkEnd w:id="19"/>
+            <w:r>
+              <w:rPr>
+                <w:rFonts w:ascii="Times New Roman" w:cs="Times New Roman" w:eastAsia="Times New Roman" w:hAnsi="Times New Roman"/>
+                <w:b w:val="0"/>
+                <w:bCs w:val="0"/>
+                <w:sz w:val="24"/>
+                <w:szCs w:val="24"/>
+                <w:rtl w:val="0"/>
+              </w:rPr>
+              <w:t xml:space="preserve">Order and prioritize zones by severity level</w:t>
+            </w:r>
+          </w:p>
+          <w:p>
+            <w:pPr>
+              <w:widowControl w:val="0"/>
+              <w:spacing w:before="12.92144775390625" w:line="264.3717384338379" w:lineRule="auto"/>
+              <w:ind w:left="231.44012451171875" w:right="161.968994140625" w:firstLine="0.479736328125"/>
+              <w:rPr>
+                <w:rFonts w:ascii="Times New Roman" w:cs="Times New Roman" w:eastAsia="Times New Roman" w:hAnsi="Times New Roman"/>
+                <w:sz w:val="24"/>
+                <w:szCs w:val="24"/>
+              </w:rPr>
+            </w:pPr>
+            <w:r>
+              <w:rPr>
+                <w:rtl w:val="0"/>
+              </w:rPr>
             </w:r>
           </w:p>
         </w:tc>
@@ -4333,21 +5167,16 @@
             <w:r>
               <w:rPr>
                 <w:rFonts w:ascii="Times New Roman" w:cs="Times New Roman" w:eastAsia="Times New Roman" w:hAnsi="Times New Roman"/>
-                <w:b w:val="0"/>
-                <w:bCs w:val="0"/>
-                <w:i w:val="0"/>
-                <w:iCs w:val="0"/>
-                <w:smallCaps w:val="0"/>
-                <w:strike w:val="0"/>
-                <w:color w:val="000000"/>
-                <w:sz w:val="24"/>
-                <w:szCs w:val="24"/>
-                <w:u w:val="none"/>
-                <w:shd w:fill="auto" w:val="clear"/>
-                <w:vertAlign w:val="baseline"/>
-                <w:rtl w:val="0"/>
-              </w:rPr>
-              <w:t xml:space="preserve">1</w:t>
+                <w:sz w:val="24"/>
+                <w:szCs w:val="24"/>
+                <w:rtl w:val="0"/>
+              </w:rPr>
+              <w:t xml:space="preserve">Oishee</w:t>
+            </w:r>
+            <w:r>
+              <w:rPr>
+                <w:rtl w:val="0"/>
+              </w:rPr>
             </w:r>
           </w:p>
         </w:tc>
@@ -4364,6 +5193,205 @@
           </w:tcPr>
           <w:p>
             <w:pPr>
+              <w:pStyle w:val="Heading3"/>
+              <w:keepNext w:val="0"/>
+              <w:keepLines w:val="0"/>
+              <w:widowControl w:val="0"/>
+              <w:spacing w:line="264.3717384338379" w:lineRule="auto"/>
+              <w:ind w:left="0" w:right="171.58935546875" w:firstLine="0"/>
+              <w:jc w:val="both"/>
+              <w:rPr>
+                <w:rFonts w:ascii="Times New Roman" w:cs="Times New Roman" w:eastAsia="Times New Roman" w:hAnsi="Times New Roman"/>
+                <w:b w:val="0"/>
+                <w:bCs w:val="0"/>
+                <w:sz w:val="24"/>
+                <w:szCs w:val="24"/>
+              </w:rPr>
+            </w:pPr>
+            <w:bookmarkStart w:colFirst="0" w:colLast="0" w:name="_xofoonpm1ysl" w:id="20"/>
+            <w:bookmarkEnd w:id="20"/>
+            <w:r>
+              <w:rPr>
+                <w:rFonts w:ascii="Times New Roman" w:cs="Times New Roman" w:eastAsia="Times New Roman" w:hAnsi="Times New Roman"/>
+                <w:sz w:val="26"/>
+                <w:szCs w:val="26"/>
+                <w:rtl w:val="0"/>
+              </w:rPr>
+              <w:t xml:space="preserve">Warehouse Management &amp; Inventory Assignment</w:t>
+            </w:r>
+            <w:r>
+              <w:rPr>
+                <w:rFonts w:ascii="Times New Roman" w:cs="Times New Roman" w:eastAsia="Times New Roman" w:hAnsi="Times New Roman"/>
+                <w:sz w:val="24"/>
+                <w:szCs w:val="24"/>
+                <w:rtl w:val="0"/>
+              </w:rPr>
+              <w:t xml:space="preserve">: </w:t>
+            </w:r>
+            <w:r>
+              <w:rPr>
+                <w:rFonts w:ascii="Times New Roman" w:cs="Times New Roman" w:eastAsia="Times New Roman" w:hAnsi="Times New Roman"/>
+                <w:b w:val="0"/>
+                <w:bCs w:val="0"/>
+                <w:sz w:val="24"/>
+                <w:szCs w:val="24"/>
+                <w:rtl w:val="0"/>
+              </w:rPr>
+              <w:t xml:space="preserve">allows administrators to register and manage disaster relief warehouses. Administrators can view warehouse information and assign inventory items to specific warehouses, including their shelf locations. This helps track which items are stored in each warehouse and where they are located, making inventory organization and relief distribution more efficient.</w:t>
+            </w:r>
+          </w:p>
+          <w:p>
+            <w:pPr>
+              <w:widowControl w:val="0"/>
+              <w:spacing w:after="240" w:before="240" w:line="264.3717384338379" w:lineRule="auto"/>
+              <w:jc w:val="both"/>
+              <w:rPr>
+                <w:rFonts w:ascii="Times New Roman" w:cs="Times New Roman" w:eastAsia="Times New Roman" w:hAnsi="Times New Roman"/>
+                <w:b w:val="1"/>
+                <w:bCs w:val="1"/>
+                <w:sz w:val="24"/>
+                <w:szCs w:val="24"/>
+              </w:rPr>
+            </w:pPr>
+            <w:r>
+              <w:rPr>
+                <w:rFonts w:ascii="Times New Roman" w:cs="Times New Roman" w:eastAsia="Times New Roman" w:hAnsi="Times New Roman"/>
+                <w:b w:val="1"/>
+                <w:bCs w:val="1"/>
+                <w:sz w:val="24"/>
+                <w:szCs w:val="24"/>
+                <w:rtl w:val="0"/>
+              </w:rPr>
+              <w:t xml:space="preserve">Main functions:</w:t>
+            </w:r>
+          </w:p>
+          <w:p>
+            <w:pPr>
+              <w:widowControl w:val="0"/>
+              <w:numPr>
+                <w:ilvl w:val="0"/>
+                <w:numId w:val="2"/>
+              </w:numPr>
+              <w:spacing w:after="0" w:afterAutospacing="0" w:before="240" w:line="264.3717384338379" w:lineRule="auto"/>
+              <w:ind w:left="720" w:hanging="360"/>
+              <w:rPr>
+                <w:rFonts w:ascii="Times New Roman" w:cs="Times New Roman" w:eastAsia="Times New Roman" w:hAnsi="Times New Roman"/>
+                <w:sz w:val="24"/>
+                <w:szCs w:val="24"/>
+              </w:rPr>
+            </w:pPr>
+            <w:r>
+              <w:rPr>
+                <w:rFonts w:ascii="Times New Roman" w:cs="Times New Roman" w:eastAsia="Times New Roman" w:hAnsi="Times New Roman"/>
+                <w:sz w:val="24"/>
+                <w:szCs w:val="24"/>
+                <w:rtl w:val="0"/>
+              </w:rPr>
+              <w:t xml:space="preserve">Register and manage warehouses</w:t>
+            </w:r>
+          </w:p>
+          <w:p>
+            <w:pPr>
+              <w:widowControl w:val="0"/>
+              <w:numPr>
+                <w:ilvl w:val="0"/>
+                <w:numId w:val="2"/>
+              </w:numPr>
+              <w:spacing w:after="0" w:afterAutospacing="0" w:before="0" w:beforeAutospacing="0" w:line="264.3717384338379" w:lineRule="auto"/>
+              <w:ind w:left="720" w:hanging="360"/>
+              <w:rPr>
+                <w:rFonts w:ascii="Times New Roman" w:cs="Times New Roman" w:eastAsia="Times New Roman" w:hAnsi="Times New Roman"/>
+                <w:sz w:val="24"/>
+                <w:szCs w:val="24"/>
+              </w:rPr>
+            </w:pPr>
+            <w:r>
+              <w:rPr>
+                <w:rFonts w:ascii="Times New Roman" w:cs="Times New Roman" w:eastAsia="Times New Roman" w:hAnsi="Times New Roman"/>
+                <w:sz w:val="24"/>
+                <w:szCs w:val="24"/>
+                <w:rtl w:val="0"/>
+              </w:rPr>
+              <w:t xml:space="preserve">View warehouse information</w:t>
+            </w:r>
+          </w:p>
+          <w:p>
+            <w:pPr>
+              <w:widowControl w:val="0"/>
+              <w:numPr>
+                <w:ilvl w:val="0"/>
+                <w:numId w:val="2"/>
+              </w:numPr>
+              <w:spacing w:after="0" w:afterAutospacing="0" w:before="0" w:beforeAutospacing="0" w:line="264.3717384338379" w:lineRule="auto"/>
+              <w:ind w:left="720" w:hanging="360"/>
+              <w:rPr>
+                <w:rFonts w:ascii="Times New Roman" w:cs="Times New Roman" w:eastAsia="Times New Roman" w:hAnsi="Times New Roman"/>
+                <w:sz w:val="24"/>
+                <w:szCs w:val="24"/>
+              </w:rPr>
+            </w:pPr>
+            <w:r>
+              <w:rPr>
+                <w:rFonts w:ascii="Times New Roman" w:cs="Times New Roman" w:eastAsia="Times New Roman" w:hAnsi="Times New Roman"/>
+                <w:sz w:val="24"/>
+                <w:szCs w:val="24"/>
+                <w:rtl w:val="0"/>
+              </w:rPr>
+              <w:t xml:space="preserve">Assign inventory items to warehouses</w:t>
+            </w:r>
+          </w:p>
+          <w:p>
+            <w:pPr>
+              <w:widowControl w:val="0"/>
+              <w:numPr>
+                <w:ilvl w:val="0"/>
+                <w:numId w:val="2"/>
+              </w:numPr>
+              <w:spacing w:after="0" w:afterAutospacing="0" w:before="0" w:beforeAutospacing="0" w:line="264.3717384338379" w:lineRule="auto"/>
+              <w:ind w:left="720" w:hanging="360"/>
+              <w:rPr>
+                <w:rFonts w:ascii="Times New Roman" w:cs="Times New Roman" w:eastAsia="Times New Roman" w:hAnsi="Times New Roman"/>
+                <w:sz w:val="24"/>
+                <w:szCs w:val="24"/>
+              </w:rPr>
+            </w:pPr>
+            <w:r>
+              <w:rPr>
+                <w:rFonts w:ascii="Times New Roman" w:cs="Times New Roman" w:eastAsia="Times New Roman" w:hAnsi="Times New Roman"/>
+                <w:sz w:val="24"/>
+                <w:szCs w:val="24"/>
+                <w:rtl w:val="0"/>
+              </w:rPr>
+              <w:t xml:space="preserve">Record shelf locations</w:t>
+            </w:r>
+          </w:p>
+          <w:p>
+            <w:pPr>
+              <w:widowControl w:val="0"/>
+              <w:numPr>
+                <w:ilvl w:val="0"/>
+                <w:numId w:val="2"/>
+              </w:numPr>
+              <w:spacing w:after="240" w:before="0" w:beforeAutospacing="0" w:line="264.3717384338379" w:lineRule="auto"/>
+              <w:ind w:left="720" w:hanging="360"/>
+              <w:rPr>
+                <w:rFonts w:ascii="Times New Roman" w:cs="Times New Roman" w:eastAsia="Times New Roman" w:hAnsi="Times New Roman"/>
+                <w:sz w:val="24"/>
+                <w:szCs w:val="24"/>
+              </w:rPr>
+            </w:pPr>
+            <w:r>
+              <w:rPr>
+                <w:rFonts w:ascii="Times New Roman" w:cs="Times New Roman" w:eastAsia="Times New Roman" w:hAnsi="Times New Roman"/>
+                <w:sz w:val="24"/>
+                <w:szCs w:val="24"/>
+                <w:rtl w:val="0"/>
+              </w:rPr>
+              <w:t xml:space="preserve">View items stored in each warehouse</w:t>
+            </w:r>
+          </w:p>
+          <w:p>
+            <w:pPr>
               <w:keepNext w:val="0"/>
               <w:keepLines w:val="0"/>
               <w:pageBreakBefore w:val="0"/>
@@ -4381,57 +5409,16 @@
               <w:jc w:val="both"/>
               <w:rPr>
                 <w:rFonts w:ascii="Times New Roman" w:cs="Times New Roman" w:eastAsia="Times New Roman" w:hAnsi="Times New Roman"/>
-                <w:b w:val="0"/>
-                <w:bCs w:val="0"/>
-                <w:i w:val="0"/>
-                <w:iCs w:val="0"/>
-                <w:smallCaps w:val="0"/>
-                <w:strike w:val="0"/>
-                <w:color w:val="000000"/>
-                <w:sz w:val="24"/>
-                <w:szCs w:val="24"/>
-                <w:u w:val="none"/>
-                <w:shd w:fill="auto" w:val="clear"/>
-                <w:vertAlign w:val="baseline"/>
-              </w:rPr>
-            </w:pPr>
-            <w:r>
-              <w:rPr>
-                <w:rFonts w:ascii="Times New Roman" w:cs="Times New Roman" w:eastAsia="Times New Roman" w:hAnsi="Times New Roman"/>
                 <w:b w:val="1"/>
                 <w:bCs w:val="1"/>
-                <w:i w:val="0"/>
-                <w:iCs w:val="0"/>
-                <w:smallCaps w:val="0"/>
-                <w:strike w:val="0"/>
-                <w:color w:val="000000"/>
-                <w:sz w:val="24"/>
-                <w:szCs w:val="24"/>
-                <w:u w:val="none"/>
-                <w:shd w:fill="auto" w:val="clear"/>
-                <w:vertAlign w:val="baseline"/>
-                <w:rtl w:val="0"/>
-              </w:rPr>
-              <w:t xml:space="preserve">Emergency Volunteer Matchmaker &amp; Volunteer Deployment Tracker: </w:t>
-            </w:r>
-            <w:r>
-              <w:rPr>
-                <w:rFonts w:ascii="Times New Roman" w:cs="Times New Roman" w:eastAsia="Times New Roman" w:hAnsi="Times New Roman"/>
-                <w:b w:val="0"/>
-                <w:bCs w:val="0"/>
-                <w:i w:val="0"/>
-                <w:iCs w:val="0"/>
-                <w:smallCaps w:val="0"/>
-                <w:strike w:val="0"/>
-                <w:color w:val="000000"/>
-                <w:sz w:val="24"/>
-                <w:szCs w:val="24"/>
-                <w:u w:val="none"/>
-                <w:shd w:fill="auto" w:val="clear"/>
-                <w:vertAlign w:val="baseline"/>
-                <w:rtl w:val="0"/>
-              </w:rPr>
-              <w:t xml:space="preserve">The system matches volunteers to disaster zones based on their skills, specialties and availability. Administrators can assign volunteers to disaster zones and monitor their current role, deployment history, and hours contributed, ensuring efficient coordination during response operations.</w:t>
+                <w:sz w:val="24"/>
+                <w:szCs w:val="24"/>
+              </w:rPr>
+            </w:pPr>
+            <w:r>
+              <w:rPr>
+                <w:rtl w:val="0"/>
+              </w:rPr>
             </w:r>
           </w:p>
         </w:tc>
@@ -4489,21 +5476,16 @@
             <w:r>
               <w:rPr>
                 <w:rFonts w:ascii="Times New Roman" w:cs="Times New Roman" w:eastAsia="Times New Roman" w:hAnsi="Times New Roman"/>
-                <w:b w:val="0"/>
-                <w:bCs w:val="0"/>
-                <w:i w:val="0"/>
-                <w:iCs w:val="0"/>
-                <w:smallCaps w:val="0"/>
-                <w:strike w:val="0"/>
-                <w:color w:val="000000"/>
-                <w:sz w:val="24"/>
-                <w:szCs w:val="24"/>
-                <w:u w:val="none"/>
-                <w:shd w:fill="auto" w:val="clear"/>
-                <w:vertAlign w:val="baseline"/>
-                <w:rtl w:val="0"/>
-              </w:rPr>
-              <w:t xml:space="preserve">2</w:t>
+                <w:sz w:val="24"/>
+                <w:szCs w:val="24"/>
+                <w:rtl w:val="0"/>
+              </w:rPr>
+              <w:t xml:space="preserve">Oishee</w:t>
+            </w:r>
+            <w:r>
+              <w:rPr>
+                <w:rtl w:val="0"/>
+              </w:rPr>
             </w:r>
           </w:p>
         </w:tc>
@@ -4520,74 +5502,201 @@
           </w:tcPr>
           <w:p>
             <w:pPr>
+              <w:pStyle w:val="Heading3"/>
               <w:keepNext w:val="0"/>
               <w:keepLines w:val="0"/>
-              <w:pageBreakBefore w:val="0"/>
-              <w:widowControl w:val="0"/>
-              <w:pBdr>
-                <w:top w:space="0" w:sz="0" w:val="nil"/>
-                <w:left w:space="0" w:sz="0" w:val="nil"/>
-                <w:bottom w:space="0" w:sz="0" w:val="nil"/>
-                <w:right w:space="0" w:sz="0" w:val="nil"/>
-                <w:between w:space="0" w:sz="0" w:val="nil"/>
-              </w:pBdr>
-              <w:shd w:fill="auto" w:val="clear"/>
-              <w:spacing w:after="0" w:before="0" w:line="264.3717384338379" w:lineRule="auto"/>
+              <w:widowControl w:val="0"/>
+              <w:spacing w:line="264.3717384338379" w:lineRule="auto"/>
               <w:ind w:left="237.20001220703125" w:right="170.9228515625" w:hanging="4.07989501953125"/>
               <w:jc w:val="both"/>
               <w:rPr>
                 <w:rFonts w:ascii="Times New Roman" w:cs="Times New Roman" w:eastAsia="Times New Roman" w:hAnsi="Times New Roman"/>
                 <w:b w:val="0"/>
                 <w:bCs w:val="0"/>
-                <w:i w:val="0"/>
-                <w:iCs w:val="0"/>
-                <w:smallCaps w:val="0"/>
-                <w:strike w:val="0"/>
-                <w:color w:val="000000"/>
-                <w:sz w:val="24"/>
-                <w:szCs w:val="24"/>
-                <w:u w:val="none"/>
-                <w:shd w:fill="auto" w:val="clear"/>
-                <w:vertAlign w:val="baseline"/>
-              </w:rPr>
-            </w:pPr>
-            <w:r>
+                <w:sz w:val="24"/>
+                <w:szCs w:val="24"/>
+              </w:rPr>
+            </w:pPr>
+            <w:bookmarkStart w:colFirst="0" w:colLast="0" w:name="_sfs52doco73n" w:id="21"/>
+            <w:bookmarkEnd w:id="21"/>
+            <w:r>
+              <w:rPr>
+                <w:rFonts w:ascii="Times New Roman" w:cs="Times New Roman" w:eastAsia="Times New Roman" w:hAnsi="Times New Roman"/>
+                <w:sz w:val="26"/>
+                <w:szCs w:val="26"/>
+                <w:rtl w:val="0"/>
+              </w:rPr>
+              <w:t xml:space="preserve">Inventory Stock Monitoring &amp; Low-Stock Management:</w:t>
+            </w:r>
+            <w:r>
+              <w:rPr>
+                <w:rFonts w:ascii="Times New Roman" w:cs="Times New Roman" w:eastAsia="Times New Roman" w:hAnsi="Times New Roman"/>
+                <w:sz w:val="24"/>
+                <w:szCs w:val="24"/>
+                <w:rtl w:val="0"/>
+              </w:rPr>
+              <w:t xml:space="preserve"> </w:t>
+            </w:r>
+            <w:r>
+              <w:rPr>
+                <w:rFonts w:ascii="Times New Roman" w:cs="Times New Roman" w:eastAsia="Times New Roman" w:hAnsi="Times New Roman"/>
+                <w:b w:val="0"/>
+                <w:bCs w:val="0"/>
+                <w:sz w:val="24"/>
+                <w:szCs w:val="24"/>
+                <w:rtl w:val="0"/>
+              </w:rPr>
+              <w:t xml:space="preserve">provides administrators with a centralized view of inventory items and their current stock levels. The system displays information such as item names, categories, and quantities, allowing administrators to monitor available relief supplies. Items with low quantities can be identified for restocking, helping ensure that essential supplies remain available during disaster response.</w:t>
+            </w:r>
+          </w:p>
+          <w:p>
+            <w:pPr>
+              <w:widowControl w:val="0"/>
+              <w:spacing w:after="240" w:before="240" w:line="264.3717384338379" w:lineRule="auto"/>
+              <w:jc w:val="both"/>
               <w:rPr>
                 <w:rFonts w:ascii="Times New Roman" w:cs="Times New Roman" w:eastAsia="Times New Roman" w:hAnsi="Times New Roman"/>
                 <w:b w:val="1"/>
                 <w:bCs w:val="1"/>
-                <w:i w:val="0"/>
-                <w:iCs w:val="0"/>
-                <w:smallCaps w:val="0"/>
-                <w:strike w:val="0"/>
-                <w:color w:val="000000"/>
-                <w:sz w:val="24"/>
-                <w:szCs w:val="24"/>
-                <w:u w:val="none"/>
-                <w:shd w:fill="auto" w:val="clear"/>
-                <w:vertAlign w:val="baseline"/>
-                <w:rtl w:val="0"/>
-              </w:rPr>
-              <w:t xml:space="preserve">Donor Management &amp; Corporate Donor Rewards and Ranking System: </w:t>
-            </w:r>
-            <w:r>
-              <w:rPr>
-                <w:rFonts w:ascii="Times New Roman" w:cs="Times New Roman" w:eastAsia="Times New Roman" w:hAnsi="Times New Roman"/>
-                <w:b w:val="0"/>
-                <w:bCs w:val="0"/>
-                <w:i w:val="0"/>
-                <w:iCs w:val="0"/>
-                <w:smallCaps w:val="0"/>
-                <w:strike w:val="0"/>
-                <w:color w:val="000000"/>
-                <w:sz w:val="24"/>
-                <w:szCs w:val="24"/>
-                <w:u w:val="none"/>
-                <w:shd w:fill="auto" w:val="clear"/>
-                <w:vertAlign w:val="baseline"/>
-                <w:rtl w:val="0"/>
-              </w:rPr>
-              <w:t xml:space="preserve">The system manages corporate donor information, including Tax ID, Company Size, and Tier Ranking. Organizations are ranked based on their contribution level, allowing administrators to recognize and encourage continued support.</w:t>
+                <w:sz w:val="24"/>
+                <w:szCs w:val="24"/>
+              </w:rPr>
+            </w:pPr>
+            <w:r>
+              <w:rPr>
+                <w:rFonts w:ascii="Times New Roman" w:cs="Times New Roman" w:eastAsia="Times New Roman" w:hAnsi="Times New Roman"/>
+                <w:b w:val="1"/>
+                <w:bCs w:val="1"/>
+                <w:sz w:val="24"/>
+                <w:szCs w:val="24"/>
+                <w:rtl w:val="0"/>
+              </w:rPr>
+              <w:t xml:space="preserve">Main functions:</w:t>
+            </w:r>
+          </w:p>
+          <w:p>
+            <w:pPr>
+              <w:widowControl w:val="0"/>
+              <w:numPr>
+                <w:ilvl w:val="0"/>
+                <w:numId w:val="4"/>
+              </w:numPr>
+              <w:spacing w:after="0" w:afterAutospacing="0" w:before="240" w:line="264.3717384338379" w:lineRule="auto"/>
+              <w:ind w:left="720" w:hanging="360"/>
+              <w:rPr>
+                <w:rFonts w:ascii="Times New Roman" w:cs="Times New Roman" w:eastAsia="Times New Roman" w:hAnsi="Times New Roman"/>
+                <w:sz w:val="24"/>
+                <w:szCs w:val="24"/>
+              </w:rPr>
+            </w:pPr>
+            <w:r>
+              <w:rPr>
+                <w:rFonts w:ascii="Times New Roman" w:cs="Times New Roman" w:eastAsia="Times New Roman" w:hAnsi="Times New Roman"/>
+                <w:sz w:val="24"/>
+                <w:szCs w:val="24"/>
+                <w:rtl w:val="0"/>
+              </w:rPr>
+              <w:t xml:space="preserve">View all inventory items</w:t>
+            </w:r>
+          </w:p>
+          <w:p>
+            <w:pPr>
+              <w:widowControl w:val="0"/>
+              <w:numPr>
+                <w:ilvl w:val="0"/>
+                <w:numId w:val="4"/>
+              </w:numPr>
+              <w:spacing w:after="0" w:afterAutospacing="0" w:before="0" w:beforeAutospacing="0" w:line="264.3717384338379" w:lineRule="auto"/>
+              <w:ind w:left="720" w:hanging="360"/>
+              <w:rPr>
+                <w:rFonts w:ascii="Times New Roman" w:cs="Times New Roman" w:eastAsia="Times New Roman" w:hAnsi="Times New Roman"/>
+                <w:sz w:val="24"/>
+                <w:szCs w:val="24"/>
+              </w:rPr>
+            </w:pPr>
+            <w:r>
+              <w:rPr>
+                <w:rFonts w:ascii="Times New Roman" w:cs="Times New Roman" w:eastAsia="Times New Roman" w:hAnsi="Times New Roman"/>
+                <w:sz w:val="24"/>
+                <w:szCs w:val="24"/>
+                <w:rtl w:val="0"/>
+              </w:rPr>
+              <w:t xml:space="preserve">Monitor current quantities and categories</w:t>
+            </w:r>
+          </w:p>
+          <w:p>
+            <w:pPr>
+              <w:widowControl w:val="0"/>
+              <w:numPr>
+                <w:ilvl w:val="0"/>
+                <w:numId w:val="4"/>
+              </w:numPr>
+              <w:spacing w:after="0" w:afterAutospacing="0" w:before="0" w:beforeAutospacing="0" w:line="264.3717384338379" w:lineRule="auto"/>
+              <w:ind w:left="720" w:hanging="360"/>
+              <w:rPr>
+                <w:rFonts w:ascii="Times New Roman" w:cs="Times New Roman" w:eastAsia="Times New Roman" w:hAnsi="Times New Roman"/>
+                <w:sz w:val="24"/>
+                <w:szCs w:val="24"/>
+              </w:rPr>
+            </w:pPr>
+            <w:r>
+              <w:rPr>
+                <w:rFonts w:ascii="Times New Roman" w:cs="Times New Roman" w:eastAsia="Times New Roman" w:hAnsi="Times New Roman"/>
+                <w:sz w:val="24"/>
+                <w:szCs w:val="24"/>
+                <w:rtl w:val="0"/>
+              </w:rPr>
+              <w:t xml:space="preserve">Identify items requiring restocking</w:t>
+            </w:r>
+          </w:p>
+          <w:p>
+            <w:pPr>
+              <w:widowControl w:val="0"/>
+              <w:numPr>
+                <w:ilvl w:val="0"/>
+                <w:numId w:val="4"/>
+              </w:numPr>
+              <w:spacing w:after="0" w:afterAutospacing="0" w:before="0" w:beforeAutospacing="0" w:line="264.3717384338379" w:lineRule="auto"/>
+              <w:ind w:left="720" w:hanging="360"/>
+              <w:rPr>
+                <w:rFonts w:ascii="Times New Roman" w:cs="Times New Roman" w:eastAsia="Times New Roman" w:hAnsi="Times New Roman"/>
+                <w:sz w:val="24"/>
+                <w:szCs w:val="24"/>
+              </w:rPr>
+            </w:pPr>
+            <w:r>
+              <w:rPr>
+                <w:rFonts w:ascii="Times New Roman" w:cs="Times New Roman" w:eastAsia="Times New Roman" w:hAnsi="Times New Roman"/>
+                <w:sz w:val="24"/>
+                <w:szCs w:val="24"/>
+                <w:rtl w:val="0"/>
+              </w:rPr>
+              <w:t xml:space="preserve">Update inventory stock levels</w:t>
+            </w:r>
+          </w:p>
+          <w:p>
+            <w:pPr>
+              <w:widowControl w:val="0"/>
+              <w:numPr>
+                <w:ilvl w:val="0"/>
+                <w:numId w:val="4"/>
+              </w:numPr>
+              <w:spacing w:after="240" w:before="0" w:beforeAutospacing="0" w:line="264.3717384338379" w:lineRule="auto"/>
+              <w:ind w:left="720" w:hanging="360"/>
+              <w:rPr>
+                <w:rFonts w:ascii="Times New Roman" w:cs="Times New Roman" w:eastAsia="Times New Roman" w:hAnsi="Times New Roman"/>
+                <w:sz w:val="24"/>
+                <w:szCs w:val="24"/>
+              </w:rPr>
+            </w:pPr>
+            <w:r>
+              <w:rPr>
+                <w:rFonts w:ascii="Times New Roman" w:cs="Times New Roman" w:eastAsia="Times New Roman" w:hAnsi="Times New Roman"/>
+                <w:sz w:val="24"/>
+                <w:szCs w:val="24"/>
+                <w:rtl w:val="0"/>
+              </w:rPr>
+              <w:t xml:space="preserve">Add or remove stock when necessary</w:t>
             </w:r>
           </w:p>
         </w:tc>
@@ -4611,21 +5720,9 @@
           </w:tcPr>
           <w:p>
             <w:pPr>
-              <w:keepNext w:val="0"/>
-              <w:keepLines w:val="0"/>
-              <w:pageBreakBefore w:val="0"/>
-              <w:widowControl w:val="0"/>
-              <w:pBdr>
-                <w:top w:space="0" w:sz="0" w:val="nil"/>
-                <w:left w:space="0" w:sz="0" w:val="nil"/>
-                <w:bottom w:space="0" w:sz="0" w:val="nil"/>
-                <w:right w:space="0" w:sz="0" w:val="nil"/>
-                <w:between w:space="0" w:sz="0" w:val="nil"/>
-              </w:pBdr>
-              <w:shd w:fill="auto" w:val="clear"/>
-              <w:spacing w:after="0" w:before="0" w:line="240" w:lineRule="auto"/>
-              <w:ind w:left="139.83993530273438" w:right="0" w:firstLine="0"/>
-              <w:jc w:val="left"/>
+              <w:widowControl w:val="0"/>
+              <w:spacing w:line="240" w:lineRule="auto"/>
+              <w:ind w:left="135.03997802734375" w:firstLine="0"/>
               <w:rPr>
                 <w:rFonts w:ascii="Times New Roman" w:cs="Times New Roman" w:eastAsia="Times New Roman" w:hAnsi="Times New Roman"/>
                 <w:b w:val="0"/>
@@ -4645,21 +5742,16 @@
             <w:r>
               <w:rPr>
                 <w:rFonts w:ascii="Times New Roman" w:cs="Times New Roman" w:eastAsia="Times New Roman" w:hAnsi="Times New Roman"/>
-                <w:b w:val="0"/>
-                <w:bCs w:val="0"/>
-                <w:i w:val="0"/>
-                <w:iCs w:val="0"/>
-                <w:smallCaps w:val="0"/>
-                <w:strike w:val="0"/>
-                <w:color w:val="000000"/>
-                <w:sz w:val="24"/>
-                <w:szCs w:val="24"/>
-                <w:u w:val="none"/>
-                <w:shd w:fill="auto" w:val="clear"/>
-                <w:vertAlign w:val="baseline"/>
-                <w:rtl w:val="0"/>
-              </w:rPr>
-              <w:t xml:space="preserve">3 </w:t>
+                <w:sz w:val="24"/>
+                <w:szCs w:val="24"/>
+                <w:rtl w:val="0"/>
+              </w:rPr>
+              <w:t xml:space="preserve">Oishee</w:t>
+            </w:r>
+            <w:r>
+              <w:rPr>
+                <w:rtl w:val="0"/>
+              </w:rPr>
             </w:r>
           </w:p>
         </w:tc>
@@ -4676,74 +5768,192 @@
           </w:tcPr>
           <w:p>
             <w:pPr>
+              <w:pStyle w:val="Heading3"/>
               <w:keepNext w:val="0"/>
               <w:keepLines w:val="0"/>
-              <w:pageBreakBefore w:val="0"/>
-              <w:widowControl w:val="0"/>
-              <w:pBdr>
-                <w:top w:space="0" w:sz="0" w:val="nil"/>
-                <w:left w:space="0" w:sz="0" w:val="nil"/>
-                <w:bottom w:space="0" w:sz="0" w:val="nil"/>
-                <w:right w:space="0" w:sz="0" w:val="nil"/>
-                <w:between w:space="0" w:sz="0" w:val="nil"/>
-              </w:pBdr>
-              <w:shd w:fill="auto" w:val="clear"/>
-              <w:spacing w:after="0" w:before="0" w:line="264.3717384338379" w:lineRule="auto"/>
+              <w:widowControl w:val="0"/>
+              <w:spacing w:line="264.3717384338379" w:lineRule="auto"/>
               <w:ind w:left="124.51995849609375" w:right="65.107421875" w:firstLine="2.39990234375"/>
               <w:jc w:val="both"/>
               <w:rPr>
                 <w:rFonts w:ascii="Times New Roman" w:cs="Times New Roman" w:eastAsia="Times New Roman" w:hAnsi="Times New Roman"/>
                 <w:b w:val="0"/>
                 <w:bCs w:val="0"/>
-                <w:i w:val="0"/>
-                <w:iCs w:val="0"/>
-                <w:smallCaps w:val="0"/>
-                <w:strike w:val="0"/>
-                <w:color w:val="000000"/>
-                <w:sz w:val="24"/>
-                <w:szCs w:val="24"/>
-                <w:u w:val="none"/>
-                <w:shd w:fill="auto" w:val="clear"/>
-                <w:vertAlign w:val="baseline"/>
-              </w:rPr>
-            </w:pPr>
-            <w:r>
+                <w:sz w:val="24"/>
+                <w:szCs w:val="24"/>
+              </w:rPr>
+            </w:pPr>
+            <w:bookmarkStart w:colFirst="0" w:colLast="0" w:name="_7l2h7x08s00" w:id="22"/>
+            <w:bookmarkEnd w:id="22"/>
+            <w:r>
+              <w:rPr>
+                <w:rFonts w:ascii="Times New Roman" w:cs="Times New Roman" w:eastAsia="Times New Roman" w:hAnsi="Times New Roman"/>
+                <w:sz w:val="26"/>
+                <w:szCs w:val="26"/>
+                <w:rtl w:val="0"/>
+              </w:rPr>
+              <w:t xml:space="preserve">Expiry Date Auditor: </w:t>
+            </w:r>
+            <w:r>
+              <w:rPr>
+                <w:rFonts w:ascii="Times New Roman" w:cs="Times New Roman" w:eastAsia="Times New Roman" w:hAnsi="Times New Roman"/>
+                <w:b w:val="0"/>
+                <w:bCs w:val="0"/>
+                <w:sz w:val="24"/>
+                <w:szCs w:val="24"/>
+                <w:rtl w:val="0"/>
+              </w:rPr>
+              <w:t xml:space="preserve">monitors the expiration dates of relief supplies and calculates the number of days remaining before each item expires. Items that are close to expiry or already expired are clearly flagged, allowing administrators to prioritize their distribution or remove and replace unusable supplies.</w:t>
+            </w:r>
+          </w:p>
+          <w:p>
+            <w:pPr>
+              <w:widowControl w:val="0"/>
+              <w:spacing w:after="240" w:before="240" w:line="264.3717384338379" w:lineRule="auto"/>
+              <w:jc w:val="both"/>
               <w:rPr>
                 <w:rFonts w:ascii="Times New Roman" w:cs="Times New Roman" w:eastAsia="Times New Roman" w:hAnsi="Times New Roman"/>
                 <w:b w:val="1"/>
                 <w:bCs w:val="1"/>
-                <w:i w:val="0"/>
-                <w:iCs w:val="0"/>
-                <w:smallCaps w:val="0"/>
-                <w:strike w:val="0"/>
-                <w:color w:val="000000"/>
-                <w:sz w:val="24"/>
-                <w:szCs w:val="24"/>
-                <w:u w:val="none"/>
-                <w:shd w:fill="auto" w:val="clear"/>
-                <w:vertAlign w:val="baseline"/>
-                <w:rtl w:val="0"/>
-              </w:rPr>
-              <w:t xml:space="preserve">Volunteer Contribution Monitoring: </w:t>
-            </w:r>
-            <w:r>
-              <w:rPr>
-                <w:rFonts w:ascii="Times New Roman" w:cs="Times New Roman" w:eastAsia="Times New Roman" w:hAnsi="Times New Roman"/>
-                <w:b w:val="0"/>
-                <w:bCs w:val="0"/>
-                <w:i w:val="0"/>
-                <w:iCs w:val="0"/>
-                <w:smallCaps w:val="0"/>
-                <w:strike w:val="0"/>
-                <w:color w:val="000000"/>
-                <w:sz w:val="24"/>
-                <w:szCs w:val="24"/>
-                <w:u w:val="none"/>
-                <w:shd w:fill="auto" w:val="clear"/>
-                <w:vertAlign w:val="baseline"/>
-                <w:rtl w:val="0"/>
-              </w:rPr>
-              <w:t xml:space="preserve">The system tracks volunteer participation, deployment history, and hours contributed across disaster relief operations. Administrators can review volunteer activity to improve workforce planning and future deployment decisions.</w:t>
+                <w:sz w:val="24"/>
+                <w:szCs w:val="24"/>
+              </w:rPr>
+            </w:pPr>
+            <w:r>
+              <w:rPr>
+                <w:rFonts w:ascii="Times New Roman" w:cs="Times New Roman" w:eastAsia="Times New Roman" w:hAnsi="Times New Roman"/>
+                <w:b w:val="1"/>
+                <w:bCs w:val="1"/>
+                <w:sz w:val="24"/>
+                <w:szCs w:val="24"/>
+                <w:rtl w:val="0"/>
+              </w:rPr>
+              <w:t xml:space="preserve">Main functions:</w:t>
+            </w:r>
+          </w:p>
+          <w:p>
+            <w:pPr>
+              <w:widowControl w:val="0"/>
+              <w:numPr>
+                <w:ilvl w:val="0"/>
+                <w:numId w:val="3"/>
+              </w:numPr>
+              <w:spacing w:after="0" w:afterAutospacing="0" w:before="240" w:line="264.3717384338379" w:lineRule="auto"/>
+              <w:ind w:left="720" w:hanging="360"/>
+              <w:rPr>
+                <w:rFonts w:ascii="Times New Roman" w:cs="Times New Roman" w:eastAsia="Times New Roman" w:hAnsi="Times New Roman"/>
+                <w:sz w:val="24"/>
+                <w:szCs w:val="24"/>
+              </w:rPr>
+            </w:pPr>
+            <w:r>
+              <w:rPr>
+                <w:rFonts w:ascii="Times New Roman" w:cs="Times New Roman" w:eastAsia="Times New Roman" w:hAnsi="Times New Roman"/>
+                <w:sz w:val="24"/>
+                <w:szCs w:val="24"/>
+                <w:rtl w:val="0"/>
+              </w:rPr>
+              <w:t xml:space="preserve">Monitor inventory expiration dates</w:t>
+            </w:r>
+          </w:p>
+          <w:p>
+            <w:pPr>
+              <w:widowControl w:val="0"/>
+              <w:numPr>
+                <w:ilvl w:val="0"/>
+                <w:numId w:val="3"/>
+              </w:numPr>
+              <w:spacing w:after="0" w:afterAutospacing="0" w:before="0" w:beforeAutospacing="0" w:line="264.3717384338379" w:lineRule="auto"/>
+              <w:ind w:left="720" w:hanging="360"/>
+              <w:rPr>
+                <w:rFonts w:ascii="Times New Roman" w:cs="Times New Roman" w:eastAsia="Times New Roman" w:hAnsi="Times New Roman"/>
+                <w:sz w:val="24"/>
+                <w:szCs w:val="24"/>
+              </w:rPr>
+            </w:pPr>
+            <w:r>
+              <w:rPr>
+                <w:rFonts w:ascii="Times New Roman" w:cs="Times New Roman" w:eastAsia="Times New Roman" w:hAnsi="Times New Roman"/>
+                <w:sz w:val="24"/>
+                <w:szCs w:val="24"/>
+                <w:rtl w:val="0"/>
+              </w:rPr>
+              <w:t xml:space="preserve">Calculate days remaining until expiry</w:t>
+            </w:r>
+          </w:p>
+          <w:p>
+            <w:pPr>
+              <w:widowControl w:val="0"/>
+              <w:numPr>
+                <w:ilvl w:val="0"/>
+                <w:numId w:val="3"/>
+              </w:numPr>
+              <w:spacing w:after="0" w:afterAutospacing="0" w:before="0" w:beforeAutospacing="0" w:line="264.3717384338379" w:lineRule="auto"/>
+              <w:ind w:left="720" w:hanging="360"/>
+              <w:rPr>
+                <w:rFonts w:ascii="Times New Roman" w:cs="Times New Roman" w:eastAsia="Times New Roman" w:hAnsi="Times New Roman"/>
+                <w:sz w:val="24"/>
+                <w:szCs w:val="24"/>
+              </w:rPr>
+            </w:pPr>
+            <w:r>
+              <w:rPr>
+                <w:rFonts w:ascii="Times New Roman" w:cs="Times New Roman" w:eastAsia="Times New Roman" w:hAnsi="Times New Roman"/>
+                <w:sz w:val="24"/>
+                <w:szCs w:val="24"/>
+                <w:rtl w:val="0"/>
+              </w:rPr>
+              <w:t xml:space="preserve">Flag urgent and expired items</w:t>
+            </w:r>
+          </w:p>
+          <w:p>
+            <w:pPr>
+              <w:widowControl w:val="0"/>
+              <w:numPr>
+                <w:ilvl w:val="0"/>
+                <w:numId w:val="3"/>
+              </w:numPr>
+              <w:spacing w:after="0" w:afterAutospacing="0" w:before="0" w:beforeAutospacing="0" w:line="264.3717384338379" w:lineRule="auto"/>
+              <w:ind w:left="720" w:hanging="360"/>
+              <w:rPr>
+                <w:rFonts w:ascii="Times New Roman" w:cs="Times New Roman" w:eastAsia="Times New Roman" w:hAnsi="Times New Roman"/>
+                <w:sz w:val="24"/>
+                <w:szCs w:val="24"/>
+              </w:rPr>
+            </w:pPr>
+            <w:r>
+              <w:rPr>
+                <w:rFonts w:ascii="Times New Roman" w:cs="Times New Roman" w:eastAsia="Times New Roman" w:hAnsi="Times New Roman"/>
+                <w:sz w:val="24"/>
+                <w:szCs w:val="24"/>
+                <w:rtl w:val="0"/>
+              </w:rPr>
+              <w:t xml:space="preserve">Help prioritize items for distribution</w:t>
+            </w:r>
+          </w:p>
+          <w:p>
+            <w:pPr>
+              <w:widowControl w:val="0"/>
+              <w:numPr>
+                <w:ilvl w:val="0"/>
+                <w:numId w:val="3"/>
+              </w:numPr>
+              <w:spacing w:after="240" w:before="0" w:beforeAutospacing="0" w:line="264.3717384338379" w:lineRule="auto"/>
+              <w:ind w:left="720" w:hanging="360"/>
+              <w:rPr>
+                <w:rFonts w:ascii="Times New Roman" w:cs="Times New Roman" w:eastAsia="Times New Roman" w:hAnsi="Times New Roman"/>
+                <w:sz w:val="24"/>
+                <w:szCs w:val="24"/>
+              </w:rPr>
+            </w:pPr>
+            <w:r>
+              <w:rPr>
+                <w:rFonts w:ascii="Times New Roman" w:cs="Times New Roman" w:eastAsia="Times New Roman" w:hAnsi="Times New Roman"/>
+                <w:sz w:val="24"/>
+                <w:szCs w:val="24"/>
+                <w:rtl w:val="0"/>
+              </w:rPr>
+              <w:t xml:space="preserve">Support timely replacement of expired supplies</w:t>
             </w:r>
           </w:p>
         </w:tc>
@@ -4788,45 +5998,6 @@
         </w:rPr>
       </w:r>
     </w:p>
-    <w:p>
-      <w:pPr>
-        <w:keepNext w:val="0"/>
-        <w:keepLines w:val="0"/>
-        <w:pageBreakBefore w:val="0"/>
-        <w:widowControl w:val="0"/>
-        <w:pBdr>
-          <w:top w:space="0" w:sz="0" w:val="nil"/>
-          <w:left w:space="0" w:sz="0" w:val="nil"/>
-          <w:bottom w:space="0" w:sz="0" w:val="nil"/>
-          <w:right w:space="0" w:sz="0" w:val="nil"/>
-          <w:between w:space="0" w:sz="0" w:val="nil"/>
-        </w:pBdr>
-        <w:shd w:fill="auto" w:val="clear"/>
-        <w:spacing w:after="0" w:before="0" w:line="276" w:lineRule="auto"/>
-        <w:ind w:left="0" w:right="0" w:firstLine="0"/>
-        <w:jc w:val="left"/>
-        <w:rPr>
-          <w:rFonts w:ascii="Arial" w:cs="Arial" w:eastAsia="Arial" w:hAnsi="Arial"/>
-          <w:b w:val="0"/>
-          <w:bCs w:val="0"/>
-          <w:i w:val="0"/>
-          <w:iCs w:val="0"/>
-          <w:smallCaps w:val="0"/>
-          <w:strike w:val="0"/>
-          <w:color w:val="000000"/>
-          <w:sz w:val="22"/>
-          <w:szCs w:val="22"/>
-          <w:u w:val="none"/>
-          <w:shd w:fill="auto" w:val="clear"/>
-          <w:vertAlign w:val="baseline"/>
-        </w:rPr>
-      </w:pPr>
-      <w:r>
-        <w:rPr>
-          <w:rtl w:val="0"/>
-        </w:rPr>
-      </w:r>
-    </w:p>
     <w:sectPr>
       <w:pgSz w:h="15840" w:w="12240" w:orient="portrait"/>
       <w:pgMar w:bottom="1890" w:top="1414.765625" w:left="1430" w:right="1450" w:header="0" w:footer="720"/>
@@ -4837,7 +6008,460 @@
 </file>
 
 <file path=word/numbering.xml><?xml version="1.0" encoding="utf-8"?>
-<w:numbering xmlns:mc="http://schemas.openxmlformats.org/markup-compatibility/2006" xmlns:o="urn:schemas-microsoft-com:office:office" xmlns:r="http://schemas.openxmlformats.org/officeDocument/2006/relationships" xmlns:m="http://schemas.openxmlformats.org/officeDocument/2006/math" xmlns:v="urn:schemas-microsoft-com:vml" xmlns:wp="http://schemas.openxmlformats.org/drawingml/2006/wordprocessingDrawing" xmlns:w10="urn:schemas-microsoft-com:office:word" xmlns:w="http://schemas.openxmlformats.org/wordprocessingml/2006/main" xmlns:wne="http://schemas.microsoft.com/office/word/2006/wordml" xmlns:sl="http://schemas.openxmlformats.org/schemaLibrary/2006/main" xmlns:a="http://schemas.openxmlformats.org/drawingml/2006/main" xmlns:pic="http://schemas.openxmlformats.org/drawingml/2006/picture" xmlns:c="http://schemas.openxmlformats.org/drawingml/2006/chart" xmlns:lc="http://schemas.openxmlformats.org/drawingml/2006/lockedCanvas" xmlns:dgm="http://schemas.openxmlformats.org/drawingml/2006/diagram" xmlns:wps="http://schemas.microsoft.com/office/word/2010/wordprocessingShape" xmlns:wpg="http://schemas.microsoft.com/office/word/2010/wordprocessingGroup" xmlns:w14="http://schemas.microsoft.com/office/word/2010/wordml" xmlns:w15="http://schemas.microsoft.com/office/word/2012/wordml" xmlns:w16="http://schemas.microsoft.com/office/word/2018/wordml" xmlns:w16cex="http://schemas.microsoft.com/office/word/2018/wordml/cex" xmlns:w16cid="http://schemas.microsoft.com/office/word/2016/wordml/cid" xmlns="http://schemas.microsoft.com/office/tasks/2019/documenttasks" xmlns:cr="http://schemas.microsoft.com/office/comments/2020/reactions"/>
+<w:numbering xmlns:mc="http://schemas.openxmlformats.org/markup-compatibility/2006" xmlns:o="urn:schemas-microsoft-com:office:office" xmlns:r="http://schemas.openxmlformats.org/officeDocument/2006/relationships" xmlns:m="http://schemas.openxmlformats.org/officeDocument/2006/math" xmlns:v="urn:schemas-microsoft-com:vml" xmlns:wp="http://schemas.openxmlformats.org/drawingml/2006/wordprocessingDrawing" xmlns:w10="urn:schemas-microsoft-com:office:word" xmlns:w="http://schemas.openxmlformats.org/wordprocessingml/2006/main" xmlns:wne="http://schemas.microsoft.com/office/word/2006/wordml" xmlns:sl="http://schemas.openxmlformats.org/schemaLibrary/2006/main" xmlns:a="http://schemas.openxmlformats.org/drawingml/2006/main" xmlns:pic="http://schemas.openxmlformats.org/drawingml/2006/picture" xmlns:c="http://schemas.openxmlformats.org/drawingml/2006/chart" xmlns:lc="http://schemas.openxmlformats.org/drawingml/2006/lockedCanvas" xmlns:dgm="http://schemas.openxmlformats.org/drawingml/2006/diagram" xmlns:wps="http://schemas.microsoft.com/office/word/2010/wordprocessingShape" xmlns:wpg="http://schemas.microsoft.com/office/word/2010/wordprocessingGroup" xmlns:w14="http://schemas.microsoft.com/office/word/2010/wordml" xmlns:w15="http://schemas.microsoft.com/office/word/2012/wordml" xmlns:w16="http://schemas.microsoft.com/office/word/2018/wordml" xmlns:w16cex="http://schemas.microsoft.com/office/word/2018/wordml/cex" xmlns:w16cid="http://schemas.microsoft.com/office/word/2016/wordml/cid" xmlns="http://schemas.microsoft.com/office/tasks/2019/documenttasks" xmlns:cr="http://schemas.microsoft.com/office/comments/2020/reactions">
+  <w:abstractNum w:abstractNumId="1">
+    <w:lvl w:ilvl="0">
+      <w:start w:val="1"/>
+      <w:numFmt w:val="bullet"/>
+      <w:lvlText w:val="●"/>
+      <w:lvlJc w:val="left"/>
+      <w:pPr>
+        <w:ind w:left="720" w:hanging="360"/>
+      </w:pPr>
+      <w:rPr>
+        <w:u w:val="none"/>
+      </w:rPr>
+    </w:lvl>
+    <w:lvl w:ilvl="1">
+      <w:start w:val="1"/>
+      <w:numFmt w:val="bullet"/>
+      <w:lvlText w:val="○"/>
+      <w:lvlJc w:val="left"/>
+      <w:pPr>
+        <w:ind w:left="1440" w:hanging="360"/>
+      </w:pPr>
+      <w:rPr>
+        <w:u w:val="none"/>
+      </w:rPr>
+    </w:lvl>
+    <w:lvl w:ilvl="2">
+      <w:start w:val="1"/>
+      <w:numFmt w:val="bullet"/>
+      <w:lvlText w:val="■"/>
+      <w:lvlJc w:val="left"/>
+      <w:pPr>
+        <w:ind w:left="2160" w:hanging="360"/>
+      </w:pPr>
+      <w:rPr>
+        <w:u w:val="none"/>
+      </w:rPr>
+    </w:lvl>
+    <w:lvl w:ilvl="3">
+      <w:start w:val="1"/>
+      <w:numFmt w:val="bullet"/>
+      <w:lvlText w:val="●"/>
+      <w:lvlJc w:val="left"/>
+      <w:pPr>
+        <w:ind w:left="2880" w:hanging="360"/>
+      </w:pPr>
+      <w:rPr>
+        <w:u w:val="none"/>
+      </w:rPr>
+    </w:lvl>
+    <w:lvl w:ilvl="4">
+      <w:start w:val="1"/>
+      <w:numFmt w:val="bullet"/>
+      <w:lvlText w:val="○"/>
+      <w:lvlJc w:val="left"/>
+      <w:pPr>
+        <w:ind w:left="3600" w:hanging="360"/>
+      </w:pPr>
+      <w:rPr>
+        <w:u w:val="none"/>
+      </w:rPr>
+    </w:lvl>
+    <w:lvl w:ilvl="5">
+      <w:start w:val="1"/>
+      <w:numFmt w:val="bullet"/>
+      <w:lvlText w:val="■"/>
+      <w:lvlJc w:val="left"/>
+      <w:pPr>
+        <w:ind w:left="4320" w:hanging="360"/>
+      </w:pPr>
+      <w:rPr>
+        <w:u w:val="none"/>
+      </w:rPr>
+    </w:lvl>
+    <w:lvl w:ilvl="6">
+      <w:start w:val="1"/>
+      <w:numFmt w:val="bullet"/>
+      <w:lvlText w:val="●"/>
+      <w:lvlJc w:val="left"/>
+      <w:pPr>
+        <w:ind w:left="5040" w:hanging="360"/>
+      </w:pPr>
+      <w:rPr>
+        <w:u w:val="none"/>
+      </w:rPr>
+    </w:lvl>
+    <w:lvl w:ilvl="7">
+      <w:start w:val="1"/>
+      <w:numFmt w:val="bullet"/>
+      <w:lvlText w:val="○"/>
+      <w:lvlJc w:val="left"/>
+      <w:pPr>
+        <w:ind w:left="5760" w:hanging="360"/>
+      </w:pPr>
+      <w:rPr>
+        <w:u w:val="none"/>
+      </w:rPr>
+    </w:lvl>
+    <w:lvl w:ilvl="8">
+      <w:start w:val="1"/>
+      <w:numFmt w:val="bullet"/>
+      <w:lvlText w:val="■"/>
+      <w:lvlJc w:val="left"/>
+      <w:pPr>
+        <w:ind w:left="6480" w:hanging="360"/>
+      </w:pPr>
+      <w:rPr>
+        <w:u w:val="none"/>
+      </w:rPr>
+    </w:lvl>
+  </w:abstractNum>
+  <w:abstractNum w:abstractNumId="2">
+    <w:lvl w:ilvl="0">
+      <w:start w:val="1"/>
+      <w:numFmt w:val="bullet"/>
+      <w:lvlText w:val="●"/>
+      <w:lvlJc w:val="left"/>
+      <w:pPr>
+        <w:ind w:left="720" w:hanging="360"/>
+      </w:pPr>
+      <w:rPr>
+        <w:u w:val="none"/>
+      </w:rPr>
+    </w:lvl>
+    <w:lvl w:ilvl="1">
+      <w:start w:val="1"/>
+      <w:numFmt w:val="bullet"/>
+      <w:lvlText w:val="○"/>
+      <w:lvlJc w:val="left"/>
+      <w:pPr>
+        <w:ind w:left="1440" w:hanging="360"/>
+      </w:pPr>
+      <w:rPr>
+        <w:u w:val="none"/>
+      </w:rPr>
+    </w:lvl>
+    <w:lvl w:ilvl="2">
+      <w:start w:val="1"/>
+      <w:numFmt w:val="bullet"/>
+      <w:lvlText w:val="■"/>
+      <w:lvlJc w:val="left"/>
+      <w:pPr>
+        <w:ind w:left="2160" w:hanging="360"/>
+      </w:pPr>
+      <w:rPr>
+        <w:u w:val="none"/>
+      </w:rPr>
+    </w:lvl>
+    <w:lvl w:ilvl="3">
+      <w:start w:val="1"/>
+      <w:numFmt w:val="bullet"/>
+      <w:lvlText w:val="●"/>
+      <w:lvlJc w:val="left"/>
+      <w:pPr>
+        <w:ind w:left="2880" w:hanging="360"/>
+      </w:pPr>
+      <w:rPr>
+        <w:u w:val="none"/>
+      </w:rPr>
+    </w:lvl>
+    <w:lvl w:ilvl="4">
+      <w:start w:val="1"/>
+      <w:numFmt w:val="bullet"/>
+      <w:lvlText w:val="○"/>
+      <w:lvlJc w:val="left"/>
+      <w:pPr>
+        <w:ind w:left="3600" w:hanging="360"/>
+      </w:pPr>
+      <w:rPr>
+        <w:u w:val="none"/>
+      </w:rPr>
+    </w:lvl>
+    <w:lvl w:ilvl="5">
+      <w:start w:val="1"/>
+      <w:numFmt w:val="bullet"/>
+      <w:lvlText w:val="■"/>
+      <w:lvlJc w:val="left"/>
+      <w:pPr>
+        <w:ind w:left="4320" w:hanging="360"/>
+      </w:pPr>
+      <w:rPr>
+        <w:u w:val="none"/>
+      </w:rPr>
+    </w:lvl>
+    <w:lvl w:ilvl="6">
+      <w:start w:val="1"/>
+      <w:numFmt w:val="bullet"/>
+      <w:lvlText w:val="●"/>
+      <w:lvlJc w:val="left"/>
+      <w:pPr>
+        <w:ind w:left="5040" w:hanging="360"/>
+      </w:pPr>
+      <w:rPr>
+        <w:u w:val="none"/>
+      </w:rPr>
+    </w:lvl>
+    <w:lvl w:ilvl="7">
+      <w:start w:val="1"/>
+      <w:numFmt w:val="bullet"/>
+      <w:lvlText w:val="○"/>
+      <w:lvlJc w:val="left"/>
+      <w:pPr>
+        <w:ind w:left="5760" w:hanging="360"/>
+      </w:pPr>
+      <w:rPr>
+        <w:u w:val="none"/>
+      </w:rPr>
+    </w:lvl>
+    <w:lvl w:ilvl="8">
+      <w:start w:val="1"/>
+      <w:numFmt w:val="bullet"/>
+      <w:lvlText w:val="■"/>
+      <w:lvlJc w:val="left"/>
+      <w:pPr>
+        <w:ind w:left="6480" w:hanging="360"/>
+      </w:pPr>
+      <w:rPr>
+        <w:u w:val="none"/>
+      </w:rPr>
+    </w:lvl>
+  </w:abstractNum>
+  <w:abstractNum w:abstractNumId="3">
+    <w:lvl w:ilvl="0">
+      <w:start w:val="1"/>
+      <w:numFmt w:val="bullet"/>
+      <w:lvlText w:val="●"/>
+      <w:lvlJc w:val="left"/>
+      <w:pPr>
+        <w:ind w:left="720" w:hanging="360"/>
+      </w:pPr>
+      <w:rPr>
+        <w:u w:val="none"/>
+      </w:rPr>
+    </w:lvl>
+    <w:lvl w:ilvl="1">
+      <w:start w:val="1"/>
+      <w:numFmt w:val="bullet"/>
+      <w:lvlText w:val="○"/>
+      <w:lvlJc w:val="left"/>
+      <w:pPr>
+        <w:ind w:left="1440" w:hanging="360"/>
+      </w:pPr>
+      <w:rPr>
+        <w:u w:val="none"/>
+      </w:rPr>
+    </w:lvl>
+    <w:lvl w:ilvl="2">
+      <w:start w:val="1"/>
+      <w:numFmt w:val="bullet"/>
+      <w:lvlText w:val="■"/>
+      <w:lvlJc w:val="left"/>
+      <w:pPr>
+        <w:ind w:left="2160" w:hanging="360"/>
+      </w:pPr>
+      <w:rPr>
+        <w:u w:val="none"/>
+      </w:rPr>
+    </w:lvl>
+    <w:lvl w:ilvl="3">
+      <w:start w:val="1"/>
+      <w:numFmt w:val="bullet"/>
+      <w:lvlText w:val="●"/>
+      <w:lvlJc w:val="left"/>
+      <w:pPr>
+        <w:ind w:left="2880" w:hanging="360"/>
+      </w:pPr>
+      <w:rPr>
+        <w:u w:val="none"/>
+      </w:rPr>
+    </w:lvl>
+    <w:lvl w:ilvl="4">
+      <w:start w:val="1"/>
+      <w:numFmt w:val="bullet"/>
+      <w:lvlText w:val="○"/>
+      <w:lvlJc w:val="left"/>
+      <w:pPr>
+        <w:ind w:left="3600" w:hanging="360"/>
+      </w:pPr>
+      <w:rPr>
+        <w:u w:val="none"/>
+      </w:rPr>
+    </w:lvl>
+    <w:lvl w:ilvl="5">
+      <w:start w:val="1"/>
+      <w:numFmt w:val="bullet"/>
+      <w:lvlText w:val="■"/>
+      <w:lvlJc w:val="left"/>
+      <w:pPr>
+        <w:ind w:left="4320" w:hanging="360"/>
+      </w:pPr>
+      <w:rPr>
+        <w:u w:val="none"/>
+      </w:rPr>
+    </w:lvl>
+    <w:lvl w:ilvl="6">
+      <w:start w:val="1"/>
+      <w:numFmt w:val="bullet"/>
+      <w:lvlText w:val="●"/>
+      <w:lvlJc w:val="left"/>
+      <w:pPr>
+        <w:ind w:left="5040" w:hanging="360"/>
+      </w:pPr>
+      <w:rPr>
+        <w:u w:val="none"/>
+      </w:rPr>
+    </w:lvl>
+    <w:lvl w:ilvl="7">
+      <w:start w:val="1"/>
+      <w:numFmt w:val="bullet"/>
+      <w:lvlText w:val="○"/>
+      <w:lvlJc w:val="left"/>
+      <w:pPr>
+        <w:ind w:left="5760" w:hanging="360"/>
+      </w:pPr>
+      <w:rPr>
+        <w:u w:val="none"/>
+      </w:rPr>
+    </w:lvl>
+    <w:lvl w:ilvl="8">
+      <w:start w:val="1"/>
+      <w:numFmt w:val="bullet"/>
+      <w:lvlText w:val="■"/>
+      <w:lvlJc w:val="left"/>
+      <w:pPr>
+        <w:ind w:left="6480" w:hanging="360"/>
+      </w:pPr>
+      <w:rPr>
+        <w:u w:val="none"/>
+      </w:rPr>
+    </w:lvl>
+  </w:abstractNum>
+  <w:abstractNum w:abstractNumId="4">
+    <w:lvl w:ilvl="0">
+      <w:start w:val="1"/>
+      <w:numFmt w:val="bullet"/>
+      <w:lvlText w:val="●"/>
+      <w:lvlJc w:val="left"/>
+      <w:pPr>
+        <w:ind w:left="720" w:hanging="360"/>
+      </w:pPr>
+      <w:rPr>
+        <w:u w:val="none"/>
+      </w:rPr>
+    </w:lvl>
+    <w:lvl w:ilvl="1">
+      <w:start w:val="1"/>
+      <w:numFmt w:val="bullet"/>
+      <w:lvlText w:val="○"/>
+      <w:lvlJc w:val="left"/>
+      <w:pPr>
+        <w:ind w:left="1440" w:hanging="360"/>
+      </w:pPr>
+      <w:rPr>
+        <w:u w:val="none"/>
+      </w:rPr>
+    </w:lvl>
+    <w:lvl w:ilvl="2">
+      <w:start w:val="1"/>
+      <w:numFmt w:val="bullet"/>
+      <w:lvlText w:val="■"/>
+      <w:lvlJc w:val="left"/>
+      <w:pPr>
+        <w:ind w:left="2160" w:hanging="360"/>
+      </w:pPr>
+      <w:rPr>
+        <w:u w:val="none"/>
+      </w:rPr>
+    </w:lvl>
+    <w:lvl w:ilvl="3">
+      <w:start w:val="1"/>
+      <w:numFmt w:val="bullet"/>
+      <w:lvlText w:val="●"/>
+      <w:lvlJc w:val="left"/>
+      <w:pPr>
+        <w:ind w:left="2880" w:hanging="360"/>
+      </w:pPr>
+      <w:rPr>
+        <w:u w:val="none"/>
+      </w:rPr>
+    </w:lvl>
+    <w:lvl w:ilvl="4">
+      <w:start w:val="1"/>
+      <w:numFmt w:val="bullet"/>
+      <w:lvlText w:val="○"/>
+      <w:lvlJc w:val="left"/>
+      <w:pPr>
+        <w:ind w:left="3600" w:hanging="360"/>
+      </w:pPr>
+      <w:rPr>
+        <w:u w:val="none"/>
+      </w:rPr>
+    </w:lvl>
+    <w:lvl w:ilvl="5">
+      <w:start w:val="1"/>
+      <w:numFmt w:val="bullet"/>
+      <w:lvlText w:val="■"/>
+      <w:lvlJc w:val="left"/>
+      <w:pPr>
+        <w:ind w:left="4320" w:hanging="360"/>
+      </w:pPr>
+      <w:rPr>
+        <w:u w:val="none"/>
+      </w:rPr>
+    </w:lvl>
+    <w:lvl w:ilvl="6">
+      <w:start w:val="1"/>
+      <w:numFmt w:val="bullet"/>
+      <w:lvlText w:val="●"/>
+      <w:lvlJc w:val="left"/>
+      <w:pPr>
+        <w:ind w:left="5040" w:hanging="360"/>
+      </w:pPr>
+      <w:rPr>
+        <w:u w:val="none"/>
+      </w:rPr>
+    </w:lvl>
+    <w:lvl w:ilvl="7">
+      <w:start w:val="1"/>
+      <w:numFmt w:val="bullet"/>
+      <w:lvlText w:val="○"/>
+      <w:lvlJc w:val="left"/>
+      <w:pPr>
+        <w:ind w:left="5760" w:hanging="360"/>
+      </w:pPr>
+      <w:rPr>
+        <w:u w:val="none"/>
+      </w:rPr>
+    </w:lvl>
+    <w:lvl w:ilvl="8">
+      <w:start w:val="1"/>
+      <w:numFmt w:val="bullet"/>
+      <w:lvlText w:val="■"/>
+      <w:lvlJc w:val="left"/>
+      <w:pPr>
+        <w:ind w:left="6480" w:hanging="360"/>
+      </w:pPr>
+      <w:rPr>
+        <w:u w:val="none"/>
+      </w:rPr>
+    </w:lvl>
+  </w:abstractNum>
+  <w:num w:numId="1">
+    <w:abstractNumId w:val="1"/>
+  </w:num>
+  <w:num w:numId="2">
+    <w:abstractNumId w:val="2"/>
+  </w:num>
+  <w:num w:numId="3">
+    <w:abstractNumId w:val="3"/>
+  </w:num>
+  <w:num w:numId="4">
+    <w:abstractNumId w:val="4"/>
+  </w:num>
+</w:numbering>
 </file>
 
 <file path=word/styles.xml><?xml version="1.0" encoding="utf-8"?>
